--- a/fuentes/123101_CF07_DU.docx
+++ b/fuentes/123101_CF07_DU.docx
@@ -12,7 +12,7 @@
           <w:lang w:eastAsia="es-CO"/>
         </w:rPr>
         <w:drawing>
-          <wp:anchor distT="0" distB="0" distL="114300" distR="114300" simplePos="0" relativeHeight="251659264" behindDoc="1" locked="0" layoutInCell="1" allowOverlap="1" wp14:anchorId="6A55977C" wp14:editId="55D9AAF7">
+          <wp:anchor distT="0" distB="0" distL="114300" distR="114300" simplePos="0" relativeHeight="251659264" behindDoc="1" locked="0" layoutInCell="1" allowOverlap="1" wp14:anchorId="6A55977C" wp14:editId="039D96D6">
             <wp:simplePos x="0" y="0"/>
             <wp:positionH relativeFrom="column">
               <wp:posOffset>-749106</wp:posOffset>
@@ -124,7 +124,7 @@
         <mc:AlternateContent>
           <mc:Choice Requires="wps">
             <w:drawing>
-              <wp:anchor distT="0" distB="0" distL="114300" distR="114300" simplePos="0" relativeHeight="251661312" behindDoc="1" locked="0" layoutInCell="1" allowOverlap="1" wp14:anchorId="0853532D" wp14:editId="0E905E38">
+              <wp:anchor distT="0" distB="0" distL="114300" distR="114300" simplePos="0" relativeHeight="251661312" behindDoc="1" locked="0" layoutInCell="1" allowOverlap="1" wp14:anchorId="0853532D" wp14:editId="530DF7A4">
                 <wp:simplePos x="0" y="0"/>
                 <wp:positionH relativeFrom="column">
                   <wp:posOffset>-710565</wp:posOffset>
@@ -195,7 +195,7 @@
           </mc:Choice>
           <mc:Fallback>
             <w:pict>
-              <v:rect w14:anchorId="458BC005" id="Rectángulo 3" o:spid="_x0000_s1026" style="position:absolute;margin-left:-55.95pt;margin-top:19.55pt;width:613.85pt;height:164.25pt;z-index:-251655168;visibility:visible;mso-wrap-style:square;mso-height-percent:0;mso-wrap-distance-left:9pt;mso-wrap-distance-top:0;mso-wrap-distance-right:9pt;mso-wrap-distance-bottom:0;mso-position-horizontal:absolute;mso-position-horizontal-relative:text;mso-position-vertical:absolute;mso-position-vertical-relative:text;mso-height-percent:0;mso-height-relative:margin;v-text-anchor:middle" o:gfxdata="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" fillcolor="#00314d" stroked="f" strokeweight="1pt"/>
+              <v:rect w14:anchorId="196CE425" id="Rectángulo 3" o:spid="_x0000_s1026" style="position:absolute;margin-left:-55.95pt;margin-top:19.55pt;width:613.85pt;height:164.25pt;z-index:-251655168;visibility:visible;mso-wrap-style:square;mso-height-percent:0;mso-wrap-distance-left:9pt;mso-wrap-distance-top:0;mso-wrap-distance-right:9pt;mso-wrap-distance-bottom:0;mso-position-horizontal:absolute;mso-position-horizontal-relative:text;mso-position-vertical:absolute;mso-position-vertical-relative:text;mso-height-percent:0;mso-height-relative:margin;v-text-anchor:middle" o:gfxdata="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" fillcolor="#00314d" stroked="f" strokeweight="1pt"/>
             </w:pict>
           </mc:Fallback>
         </mc:AlternateContent>
@@ -519,7 +519,7 @@
           <w:r>
             <w:fldChar w:fldCharType="separate"/>
           </w:r>
-          <w:hyperlink w:anchor="_Toc197526670" w:history="1">
+          <w:hyperlink w:anchor="_Toc197627333" w:history="1">
             <w:r>
               <w:rPr>
                 <w:rStyle w:val="Hipervnculo"/>
@@ -546,7 +546,7 @@
                 <w:noProof/>
                 <w:webHidden/>
               </w:rPr>
-              <w:instrText xml:space="preserve"> PAGEREF _Toc197526670 \h </w:instrText>
+              <w:instrText xml:space="preserve"> PAGEREF _Toc197627333 \h </w:instrText>
             </w:r>
             <w:r>
               <w:rPr>
@@ -592,7 +592,7 @@
               <w:lang w:eastAsia="es-CO"/>
             </w:rPr>
           </w:pPr>
-          <w:hyperlink w:anchor="_Toc197526671" w:history="1">
+          <w:hyperlink w:anchor="_Toc197627334" w:history="1">
             <w:r>
               <w:rPr>
                 <w:rStyle w:val="Hipervnculo"/>
@@ -636,7 +636,7 @@
                 <w:noProof/>
                 <w:webHidden/>
               </w:rPr>
-              <w:instrText xml:space="preserve"> PAGEREF _Toc197526671 \h </w:instrText>
+              <w:instrText xml:space="preserve"> PAGEREF _Toc197627334 \h </w:instrText>
             </w:r>
             <w:r>
               <w:rPr>
@@ -682,7 +682,7 @@
               <w:lang w:eastAsia="es-CO"/>
             </w:rPr>
           </w:pPr>
-          <w:hyperlink w:anchor="_Toc197526672" w:history="1">
+          <w:hyperlink w:anchor="_Toc197627335" w:history="1">
             <w:r>
               <w:rPr>
                 <w:rStyle w:val="Hipervnculo"/>
@@ -732,7 +732,7 @@
                 <w:noProof/>
                 <w:webHidden/>
               </w:rPr>
-              <w:instrText xml:space="preserve"> PAGEREF _Toc197526672 \h </w:instrText>
+              <w:instrText xml:space="preserve"> PAGEREF _Toc197627335 \h </w:instrText>
             </w:r>
             <w:r>
               <w:rPr>
@@ -778,7 +778,7 @@
               <w:lang w:eastAsia="es-CO"/>
             </w:rPr>
           </w:pPr>
-          <w:hyperlink w:anchor="_Toc197526673" w:history="1">
+          <w:hyperlink w:anchor="_Toc197627336" w:history="1">
             <w:r>
               <w:rPr>
                 <w:rStyle w:val="Hipervnculo"/>
@@ -828,7 +828,7 @@
                 <w:noProof/>
                 <w:webHidden/>
               </w:rPr>
-              <w:instrText xml:space="preserve"> PAGEREF _Toc197526673 \h </w:instrText>
+              <w:instrText xml:space="preserve"> PAGEREF _Toc197627336 \h </w:instrText>
             </w:r>
             <w:r>
               <w:rPr>
@@ -874,7 +874,7 @@
               <w:lang w:eastAsia="es-CO"/>
             </w:rPr>
           </w:pPr>
-          <w:hyperlink w:anchor="_Toc197526674" w:history="1">
+          <w:hyperlink w:anchor="_Toc197627337" w:history="1">
             <w:r>
               <w:rPr>
                 <w:rStyle w:val="Hipervnculo"/>
@@ -924,7 +924,7 @@
                 <w:noProof/>
                 <w:webHidden/>
               </w:rPr>
-              <w:instrText xml:space="preserve"> PAGEREF _Toc197526674 \h </w:instrText>
+              <w:instrText xml:space="preserve"> PAGEREF _Toc197627337 \h </w:instrText>
             </w:r>
             <w:r>
               <w:rPr>
@@ -970,7 +970,7 @@
               <w:lang w:eastAsia="es-CO"/>
             </w:rPr>
           </w:pPr>
-          <w:hyperlink w:anchor="_Toc197526675" w:history="1">
+          <w:hyperlink w:anchor="_Toc197627338" w:history="1">
             <w:r>
               <w:rPr>
                 <w:rStyle w:val="Hipervnculo"/>
@@ -1020,7 +1020,7 @@
                 <w:noProof/>
                 <w:webHidden/>
               </w:rPr>
-              <w:instrText xml:space="preserve"> PAGEREF _Toc197526675 \h </w:instrText>
+              <w:instrText xml:space="preserve"> PAGEREF _Toc197627338 \h </w:instrText>
             </w:r>
             <w:r>
               <w:rPr>
@@ -1066,7 +1066,7 @@
               <w:lang w:eastAsia="es-CO"/>
             </w:rPr>
           </w:pPr>
-          <w:hyperlink w:anchor="_Toc197526676" w:history="1">
+          <w:hyperlink w:anchor="_Toc197627339" w:history="1">
             <w:r>
               <w:rPr>
                 <w:rStyle w:val="Hipervnculo"/>
@@ -1116,7 +1116,7 @@
                 <w:noProof/>
                 <w:webHidden/>
               </w:rPr>
-              <w:instrText xml:space="preserve"> PAGEREF _Toc197526676 \h </w:instrText>
+              <w:instrText xml:space="preserve"> PAGEREF _Toc197627339 \h </w:instrText>
             </w:r>
             <w:r>
               <w:rPr>
@@ -1162,7 +1162,7 @@
               <w:lang w:eastAsia="es-CO"/>
             </w:rPr>
           </w:pPr>
-          <w:hyperlink w:anchor="_Toc197526677" w:history="1">
+          <w:hyperlink w:anchor="_Toc197627340" w:history="1">
             <w:r>
               <w:rPr>
                 <w:rStyle w:val="Hipervnculo"/>
@@ -1212,7 +1212,7 @@
                 <w:noProof/>
                 <w:webHidden/>
               </w:rPr>
-              <w:instrText xml:space="preserve"> PAGEREF _Toc197526677 \h </w:instrText>
+              <w:instrText xml:space="preserve"> PAGEREF _Toc197627340 \h </w:instrText>
             </w:r>
             <w:r>
               <w:rPr>
@@ -1258,7 +1258,7 @@
               <w:lang w:eastAsia="es-CO"/>
             </w:rPr>
           </w:pPr>
-          <w:hyperlink w:anchor="_Toc197526678" w:history="1">
+          <w:hyperlink w:anchor="_Toc197627341" w:history="1">
             <w:r>
               <w:rPr>
                 <w:rStyle w:val="Hipervnculo"/>
@@ -1308,7 +1308,7 @@
                 <w:noProof/>
                 <w:webHidden/>
               </w:rPr>
-              <w:instrText xml:space="preserve"> PAGEREF _Toc197526678 \h </w:instrText>
+              <w:instrText xml:space="preserve"> PAGEREF _Toc197627341 \h </w:instrText>
             </w:r>
             <w:r>
               <w:rPr>
@@ -1354,7 +1354,7 @@
               <w:lang w:eastAsia="es-CO"/>
             </w:rPr>
           </w:pPr>
-          <w:hyperlink w:anchor="_Toc197526679" w:history="1">
+          <w:hyperlink w:anchor="_Toc197627342" w:history="1">
             <w:r>
               <w:rPr>
                 <w:rStyle w:val="Hipervnculo"/>
@@ -1398,7 +1398,7 @@
                 <w:noProof/>
                 <w:webHidden/>
               </w:rPr>
-              <w:instrText xml:space="preserve"> PAGEREF _Toc197526679 \h </w:instrText>
+              <w:instrText xml:space="preserve"> PAGEREF _Toc197627342 \h </w:instrText>
             </w:r>
             <w:r>
               <w:rPr>
@@ -1444,7 +1444,7 @@
               <w:lang w:eastAsia="es-CO"/>
             </w:rPr>
           </w:pPr>
-          <w:hyperlink w:anchor="_Toc197526680" w:history="1">
+          <w:hyperlink w:anchor="_Toc197627343" w:history="1">
             <w:r>
               <w:rPr>
                 <w:rStyle w:val="Hipervnculo"/>
@@ -1494,7 +1494,7 @@
                 <w:noProof/>
                 <w:webHidden/>
               </w:rPr>
-              <w:instrText xml:space="preserve"> PAGEREF _Toc197526680 \h </w:instrText>
+              <w:instrText xml:space="preserve"> PAGEREF _Toc197627343 \h </w:instrText>
             </w:r>
             <w:r>
               <w:rPr>
@@ -1540,7 +1540,7 @@
               <w:lang w:eastAsia="es-CO"/>
             </w:rPr>
           </w:pPr>
-          <w:hyperlink w:anchor="_Toc197526681" w:history="1">
+          <w:hyperlink w:anchor="_Toc197627344" w:history="1">
             <w:r>
               <w:rPr>
                 <w:rStyle w:val="Hipervnculo"/>
@@ -1590,7 +1590,7 @@
                 <w:noProof/>
                 <w:webHidden/>
               </w:rPr>
-              <w:instrText xml:space="preserve"> PAGEREF _Toc197526681 \h </w:instrText>
+              <w:instrText xml:space="preserve"> PAGEREF _Toc197627344 \h </w:instrText>
             </w:r>
             <w:r>
               <w:rPr>
@@ -1636,7 +1636,7 @@
               <w:lang w:eastAsia="es-CO"/>
             </w:rPr>
           </w:pPr>
-          <w:hyperlink w:anchor="_Toc197526682" w:history="1">
+          <w:hyperlink w:anchor="_Toc197627345" w:history="1">
             <w:r>
               <w:rPr>
                 <w:rStyle w:val="Hipervnculo"/>
@@ -1686,7 +1686,7 @@
                 <w:noProof/>
                 <w:webHidden/>
               </w:rPr>
-              <w:instrText xml:space="preserve"> PAGEREF _Toc197526682 \h </w:instrText>
+              <w:instrText xml:space="preserve"> PAGEREF _Toc197627345 \h </w:instrText>
             </w:r>
             <w:r>
               <w:rPr>
@@ -1732,7 +1732,7 @@
               <w:lang w:eastAsia="es-CO"/>
             </w:rPr>
           </w:pPr>
-          <w:hyperlink w:anchor="_Toc197526683" w:history="1">
+          <w:hyperlink w:anchor="_Toc197627346" w:history="1">
             <w:r>
               <w:rPr>
                 <w:rStyle w:val="Hipervnculo"/>
@@ -1782,7 +1782,7 @@
                 <w:noProof/>
                 <w:webHidden/>
               </w:rPr>
-              <w:instrText xml:space="preserve"> PAGEREF _Toc197526683 \h </w:instrText>
+              <w:instrText xml:space="preserve"> PAGEREF _Toc197627346 \h </w:instrText>
             </w:r>
             <w:r>
               <w:rPr>
@@ -1828,7 +1828,7 @@
               <w:lang w:eastAsia="es-CO"/>
             </w:rPr>
           </w:pPr>
-          <w:hyperlink w:anchor="_Toc197526684" w:history="1">
+          <w:hyperlink w:anchor="_Toc197627347" w:history="1">
             <w:r>
               <w:rPr>
                 <w:rStyle w:val="Hipervnculo"/>
@@ -1878,7 +1878,7 @@
                 <w:noProof/>
                 <w:webHidden/>
               </w:rPr>
-              <w:instrText xml:space="preserve"> PAGEREF _Toc197526684 \h </w:instrText>
+              <w:instrText xml:space="preserve"> PAGEREF _Toc197627347 \h </w:instrText>
             </w:r>
             <w:r>
               <w:rPr>
@@ -1923,7 +1923,7 @@
               <w:lang w:eastAsia="es-CO"/>
             </w:rPr>
           </w:pPr>
-          <w:hyperlink w:anchor="_Toc197526685" w:history="1">
+          <w:hyperlink w:anchor="_Toc197627348" w:history="1">
             <w:r>
               <w:rPr>
                 <w:rStyle w:val="Hipervnculo"/>
@@ -1950,7 +1950,7 @@
                 <w:noProof/>
                 <w:webHidden/>
               </w:rPr>
-              <w:instrText xml:space="preserve"> PAGEREF _Toc197526685 \h </w:instrText>
+              <w:instrText xml:space="preserve"> PAGEREF _Toc197627348 \h </w:instrText>
             </w:r>
             <w:r>
               <w:rPr>
@@ -1995,7 +1995,7 @@
               <w:lang w:eastAsia="es-CO"/>
             </w:rPr>
           </w:pPr>
-          <w:hyperlink w:anchor="_Toc197526686" w:history="1">
+          <w:hyperlink w:anchor="_Toc197627349" w:history="1">
             <w:r>
               <w:rPr>
                 <w:rStyle w:val="Hipervnculo"/>
@@ -2022,7 +2022,7 @@
                 <w:noProof/>
                 <w:webHidden/>
               </w:rPr>
-              <w:instrText xml:space="preserve"> PAGEREF _Toc197526686 \h </w:instrText>
+              <w:instrText xml:space="preserve"> PAGEREF _Toc197627349 \h </w:instrText>
             </w:r>
             <w:r>
               <w:rPr>
@@ -2067,7 +2067,7 @@
               <w:lang w:eastAsia="es-CO"/>
             </w:rPr>
           </w:pPr>
-          <w:hyperlink w:anchor="_Toc197526687" w:history="1">
+          <w:hyperlink w:anchor="_Toc197627350" w:history="1">
             <w:r>
               <w:rPr>
                 <w:rStyle w:val="Hipervnculo"/>
@@ -2094,7 +2094,7 @@
                 <w:noProof/>
                 <w:webHidden/>
               </w:rPr>
-              <w:instrText xml:space="preserve"> PAGEREF _Toc197526687 \h </w:instrText>
+              <w:instrText xml:space="preserve"> PAGEREF _Toc197627350 \h </w:instrText>
             </w:r>
             <w:r>
               <w:rPr>
@@ -2139,7 +2139,7 @@
               <w:lang w:eastAsia="es-CO"/>
             </w:rPr>
           </w:pPr>
-          <w:hyperlink w:anchor="_Toc197526688" w:history="1">
+          <w:hyperlink w:anchor="_Toc197627351" w:history="1">
             <w:r>
               <w:rPr>
                 <w:rStyle w:val="Hipervnculo"/>
@@ -2166,7 +2166,7 @@
                 <w:noProof/>
                 <w:webHidden/>
               </w:rPr>
-              <w:instrText xml:space="preserve"> PAGEREF _Toc197526688 \h </w:instrText>
+              <w:instrText xml:space="preserve"> PAGEREF _Toc197627351 \h </w:instrText>
             </w:r>
             <w:r>
               <w:rPr>
@@ -2211,7 +2211,7 @@
               <w:lang w:eastAsia="es-CO"/>
             </w:rPr>
           </w:pPr>
-          <w:hyperlink w:anchor="_Toc197526689" w:history="1">
+          <w:hyperlink w:anchor="_Toc197627352" w:history="1">
             <w:r>
               <w:rPr>
                 <w:rStyle w:val="Hipervnculo"/>
@@ -2238,7 +2238,7 @@
                 <w:noProof/>
                 <w:webHidden/>
               </w:rPr>
-              <w:instrText xml:space="preserve"> PAGEREF _Toc197526689 \h </w:instrText>
+              <w:instrText xml:space="preserve"> PAGEREF _Toc197627352 \h </w:instrText>
             </w:r>
             <w:r>
               <w:rPr>
@@ -2280,7 +2280,7 @@
       <w:pPr>
         <w:pStyle w:val="Titulosgenerales"/>
       </w:pPr>
-      <w:bookmarkStart w:id="0" w:name="_Toc197526670"/>
+      <w:bookmarkStart w:id="0" w:name="_Toc197627333"/>
       <w:r>
         <w:lastRenderedPageBreak/>
         <w:t>Introducción</w:t>
@@ -2318,7 +2318,7 @@
           <w:lang w:val="es-CO"/>
         </w:rPr>
       </w:pPr>
-      <w:bookmarkStart w:id="1" w:name="_Toc197526671"/>
+      <w:bookmarkStart w:id="1" w:name="_Toc197627334"/>
       <w:r>
         <w:rPr>
           <w:lang w:val="es-CO"/>
@@ -2441,7 +2441,7 @@
       <w:pPr>
         <w:pStyle w:val="Ttulo2"/>
       </w:pPr>
-      <w:bookmarkStart w:id="2" w:name="_Toc197526672"/>
+      <w:bookmarkStart w:id="2" w:name="_Toc197627335"/>
       <w:r>
         <w:t>Política contable</w:t>
       </w:r>
@@ -2694,7 +2694,7 @@
       <w:pPr>
         <w:pStyle w:val="Ttulo2"/>
       </w:pPr>
-      <w:bookmarkStart w:id="3" w:name="_Toc197526673"/>
+      <w:bookmarkStart w:id="3" w:name="_Toc197627336"/>
       <w:r>
         <w:t>Instrumentos financieros</w:t>
       </w:r>
@@ -2942,8 +2942,16 @@
           <w:p>
             <w:pPr>
               <w:pStyle w:val="TextoTablas"/>
-            </w:pPr>
-            <w:r>
+              <w:rPr>
+                <w:b/>
+                <w:bCs/>
+              </w:rPr>
+            </w:pPr>
+            <w:r>
+              <w:rPr>
+                <w:b/>
+                <w:bCs/>
+              </w:rPr>
               <w:t>Total, facturado</w:t>
             </w:r>
           </w:p>
@@ -3830,13 +3838,7 @@
         <w:rPr>
           <w:lang w:eastAsia="es-CO"/>
         </w:rPr>
-        <w:t>Reconocimiento por cobro de crédito</w:t>
-      </w:r>
-      <w:r>
-        <w:rPr>
-          <w:lang w:eastAsia="es-CO"/>
-        </w:rPr>
-        <w:t>.</w:t>
+        <w:t>Reconocimiento por cobro de crédito.</w:t>
       </w:r>
     </w:p>
     <w:p>
@@ -4334,7 +4336,7 @@
       <w:pPr>
         <w:pStyle w:val="Ttulo2"/>
       </w:pPr>
-      <w:bookmarkStart w:id="4" w:name="_Toc197526674"/>
+      <w:bookmarkStart w:id="4" w:name="_Toc197627337"/>
       <w:r>
         <w:t>Obligaciones con terceros</w:t>
       </w:r>
@@ -4557,31 +4559,7 @@
                 <w:bCs/>
                 <w:lang w:val="es-CO"/>
               </w:rPr>
-              <w:t>-</w:t>
-            </w:r>
-            <w:r>
-              <w:rPr>
-                <w:b/>
-                <w:bCs/>
-                <w:lang w:val="es-CO"/>
-              </w:rPr>
-              <w:t>$120.000</w:t>
-            </w:r>
-            <w:r>
-              <w:rPr>
-                <w:b/>
-                <w:bCs/>
-                <w:lang w:val="es-CO"/>
-              </w:rPr>
-              <w:t>,</w:t>
-            </w:r>
-            <w:r>
-              <w:rPr>
-                <w:b/>
-                <w:bCs/>
-                <w:lang w:val="es-CO"/>
-              </w:rPr>
-              <w:t>00</w:t>
+              <w:t>-$120.000,00</w:t>
             </w:r>
           </w:p>
         </w:tc>
@@ -5309,7 +5287,7 @@
       <w:pPr>
         <w:pStyle w:val="Ttulo2"/>
       </w:pPr>
-      <w:bookmarkStart w:id="5" w:name="_Toc197526675"/>
+      <w:bookmarkStart w:id="5" w:name="_Toc197627338"/>
       <w:r>
         <w:t>Pasivos contingentes</w:t>
       </w:r>
@@ -5419,7 +5397,7 @@
       <w:pPr>
         <w:pStyle w:val="Ttulo2"/>
       </w:pPr>
-      <w:bookmarkStart w:id="6" w:name="_Toc197526676"/>
+      <w:bookmarkStart w:id="6" w:name="_Toc197627339"/>
       <w:r>
         <w:t>Diferencia entre pasivo financiero e instrumento de patrimonio</w:t>
       </w:r>
@@ -5468,7 +5446,7 @@
       <w:pPr>
         <w:pStyle w:val="Ttulo2"/>
       </w:pPr>
-      <w:bookmarkStart w:id="7" w:name="_Toc197526677"/>
+      <w:bookmarkStart w:id="7" w:name="_Toc197627340"/>
       <w:r>
         <w:t>Instrumentos financieros pasivos y activos</w:t>
       </w:r>
@@ -8209,7 +8187,7 @@
       <w:pPr>
         <w:pStyle w:val="Ttulo2"/>
       </w:pPr>
-      <w:bookmarkStart w:id="8" w:name="_Toc197526678"/>
+      <w:bookmarkStart w:id="8" w:name="_Toc197627341"/>
       <w:r>
         <w:t>Reconocimiento, medición, presentación, revelación</w:t>
       </w:r>
@@ -8449,7 +8427,7 @@
         <w:rPr>
           <w:lang w:val="es-419" w:eastAsia="es-CO"/>
         </w:rPr>
-        <w:t>= $ 40.468.926,49</w:t>
+        <w:t>= $40.468.926,49</w:t>
       </w:r>
     </w:p>
     <w:p>
@@ -9350,7 +9328,7 @@
       <w:pPr>
         <w:pStyle w:val="Ttulo1"/>
       </w:pPr>
-      <w:bookmarkStart w:id="9" w:name="_Toc197526679"/>
+      <w:bookmarkStart w:id="9" w:name="_Toc197627342"/>
       <w:r>
         <w:lastRenderedPageBreak/>
         <w:t>Instrumentos de patrimonio</w:t>
@@ -9413,7 +9391,7 @@
       <w:pPr>
         <w:pStyle w:val="Ttulo2"/>
       </w:pPr>
-      <w:bookmarkStart w:id="10" w:name="_Toc197526680"/>
+      <w:bookmarkStart w:id="10" w:name="_Toc197627343"/>
       <w:r>
         <w:t>Reconocimiento, medición, presentación, revelación</w:t>
       </w:r>
@@ -10479,7 +10457,7 @@
       <w:pPr>
         <w:pStyle w:val="Ttulo2"/>
       </w:pPr>
-      <w:bookmarkStart w:id="11" w:name="_Toc197526681"/>
+      <w:bookmarkStart w:id="11" w:name="_Toc197627344"/>
       <w:r>
         <w:t>Aportes de capital</w:t>
       </w:r>
@@ -11088,263 +11066,1295 @@
     </w:p>
     <w:p>
       <w:pPr>
-        <w:pStyle w:val="Figura"/>
-        <w:rPr>
-          <w:lang w:val="es-419"/>
-        </w:rPr>
-      </w:pPr>
-      <w:proofErr w:type="spellStart"/>
-      <w:r>
-        <w:rPr>
-          <w:lang w:val="es-419"/>
-        </w:rPr>
-        <w:t>xxxx</w:t>
-      </w:r>
-      <w:proofErr w:type="spellEnd"/>
+        <w:rPr>
+          <w:lang w:val="es-419" w:eastAsia="es-CO"/>
+        </w:rPr>
+      </w:pPr>
     </w:p>
     <w:p>
       <w:pPr>
-        <w:jc w:val="center"/>
-        <w:rPr>
-          <w:lang w:val="es-419" w:eastAsia="es-CO"/>
-        </w:rPr>
-      </w:pPr>
-      <w:r>
-        <w:rPr>
-          <w:noProof/>
-          <w:lang w:val="es-419" w:eastAsia="es-CO"/>
-        </w:rPr>
-        <w:drawing>
-          <wp:inline distT="0" distB="0" distL="0" distR="0" wp14:anchorId="4D0F4A45" wp14:editId="72FB6FBB">
-            <wp:extent cx="3752850" cy="1562100"/>
-            <wp:effectExtent l="0" t="0" r="0" b="0"/>
-            <wp:docPr id="132388329" name="Imagen 7"/>
-            <wp:cNvGraphicFramePr>
-              <a:graphicFrameLocks xmlns:a="http://schemas.openxmlformats.org/drawingml/2006/main" noChangeAspect="1"/>
-            </wp:cNvGraphicFramePr>
-            <a:graphic xmlns:a="http://schemas.openxmlformats.org/drawingml/2006/main">
-              <a:graphicData uri="http://schemas.openxmlformats.org/drawingml/2006/picture">
-                <pic:pic xmlns:pic="http://schemas.openxmlformats.org/drawingml/2006/picture">
-                  <pic:nvPicPr>
-                    <pic:cNvPr id="0" name="Picture 3"/>
-                    <pic:cNvPicPr>
-                      <a:picLocks noChangeAspect="1" noChangeArrowheads="1"/>
-                    </pic:cNvPicPr>
-                  </pic:nvPicPr>
-                  <pic:blipFill>
-                    <a:blip r:embed="rId10">
-                      <a:extLst>
-                        <a:ext uri="{28A0092B-C50C-407E-A947-70E740481C1C}">
-                          <a14:useLocalDpi xmlns:a14="http://schemas.microsoft.com/office/drawing/2010/main" val="0"/>
-                        </a:ext>
-                      </a:extLst>
-                    </a:blip>
-                    <a:srcRect/>
-                    <a:stretch>
-                      <a:fillRect/>
-                    </a:stretch>
-                  </pic:blipFill>
-                  <pic:spPr bwMode="auto">
-                    <a:xfrm>
-                      <a:off x="0" y="0"/>
-                      <a:ext cx="3752850" cy="1562100"/>
-                    </a:xfrm>
-                    <a:prstGeom prst="rect">
-                      <a:avLst/>
-                    </a:prstGeom>
-                    <a:noFill/>
-                  </pic:spPr>
-                </pic:pic>
-              </a:graphicData>
-            </a:graphic>
-          </wp:inline>
-        </w:drawing>
+        <w:pStyle w:val="Sinespaciado"/>
+        <w:rPr>
+          <w:lang w:val="es-419" w:eastAsia="es-CO"/>
+        </w:rPr>
+      </w:pPr>
+      <w:r>
+        <w:rPr>
+          <w:lang w:val="es-419" w:eastAsia="es-CO"/>
+        </w:rPr>
+        <w:t>Capital autorizado</w:t>
+      </w:r>
+      <w:r>
+        <w:rPr>
+          <w:lang w:val="es-419" w:eastAsia="es-CO"/>
+        </w:rPr>
+        <w:t xml:space="preserve">                                      </w:t>
+      </w:r>
+      <w:r>
+        <w:rPr>
+          <w:lang w:val="es-419" w:eastAsia="es-CO"/>
+        </w:rPr>
+        <w:tab/>
+      </w:r>
+      <w:r>
+        <w:rPr>
+          <w:lang w:val="es-419" w:eastAsia="es-CO"/>
+        </w:rPr>
+        <w:t>120.000 acciones</w:t>
       </w:r>
     </w:p>
     <w:p>
       <w:pPr>
-        <w:pStyle w:val="Figura"/>
-        <w:rPr>
-          <w:lang w:val="es-419"/>
-        </w:rPr>
-      </w:pPr>
-      <w:proofErr w:type="spellStart"/>
-      <w:r>
-        <w:rPr>
-          <w:lang w:val="es-419"/>
-        </w:rPr>
-        <w:t>xxxx</w:t>
-      </w:r>
-      <w:proofErr w:type="spellEnd"/>
+        <w:pStyle w:val="Sinespaciado"/>
+        <w:rPr>
+          <w:lang w:val="es-419" w:eastAsia="es-CO"/>
+        </w:rPr>
+      </w:pPr>
+      <w:r>
+        <w:rPr>
+          <w:lang w:val="es-419" w:eastAsia="es-CO"/>
+        </w:rPr>
+        <w:t>Valor por acción</w:t>
+      </w:r>
+      <w:r>
+        <w:rPr>
+          <w:lang w:val="es-419" w:eastAsia="es-CO"/>
+        </w:rPr>
+        <w:tab/>
+      </w:r>
+      <w:r>
+        <w:rPr>
+          <w:lang w:val="es-419" w:eastAsia="es-CO"/>
+        </w:rPr>
+        <w:tab/>
+      </w:r>
+      <w:r>
+        <w:rPr>
+          <w:lang w:val="es-419" w:eastAsia="es-CO"/>
+        </w:rPr>
+        <w:tab/>
+      </w:r>
+      <w:r>
+        <w:rPr>
+          <w:lang w:val="es-419" w:eastAsia="es-CO"/>
+        </w:rPr>
+        <w:tab/>
+      </w:r>
+      <w:r>
+        <w:rPr>
+          <w:lang w:val="es-419" w:eastAsia="es-CO"/>
+        </w:rPr>
+        <w:tab/>
+        <w:t xml:space="preserve">               2.500,00</w:t>
+      </w:r>
     </w:p>
     <w:p>
       <w:pPr>
-        <w:jc w:val="center"/>
-        <w:rPr>
-          <w:lang w:val="es-419" w:eastAsia="es-CO"/>
-        </w:rPr>
-      </w:pPr>
-      <w:r>
-        <w:rPr>
-          <w:noProof/>
-          <w:lang w:val="es-419" w:eastAsia="es-CO"/>
-        </w:rPr>
-        <w:drawing>
-          <wp:inline distT="0" distB="0" distL="0" distR="0" wp14:anchorId="5D4C0EA3" wp14:editId="346FE398">
-            <wp:extent cx="3733800" cy="1714500"/>
-            <wp:effectExtent l="0" t="0" r="0" b="0"/>
-            <wp:docPr id="1013506677" name="Imagen 9"/>
-            <wp:cNvGraphicFramePr>
-              <a:graphicFrameLocks xmlns:a="http://schemas.openxmlformats.org/drawingml/2006/main" noChangeAspect="1"/>
-            </wp:cNvGraphicFramePr>
-            <a:graphic xmlns:a="http://schemas.openxmlformats.org/drawingml/2006/main">
-              <a:graphicData uri="http://schemas.openxmlformats.org/drawingml/2006/picture">
-                <pic:pic xmlns:pic="http://schemas.openxmlformats.org/drawingml/2006/picture">
-                  <pic:nvPicPr>
-                    <pic:cNvPr id="0" name="Picture 4"/>
-                    <pic:cNvPicPr>
-                      <a:picLocks noChangeAspect="1" noChangeArrowheads="1"/>
-                    </pic:cNvPicPr>
-                  </pic:nvPicPr>
-                  <pic:blipFill>
-                    <a:blip r:embed="rId11">
-                      <a:extLst>
-                        <a:ext uri="{28A0092B-C50C-407E-A947-70E740481C1C}">
-                          <a14:useLocalDpi xmlns:a14="http://schemas.microsoft.com/office/drawing/2010/main" val="0"/>
-                        </a:ext>
-                      </a:extLst>
-                    </a:blip>
-                    <a:srcRect/>
-                    <a:stretch>
-                      <a:fillRect/>
-                    </a:stretch>
-                  </pic:blipFill>
-                  <pic:spPr bwMode="auto">
-                    <a:xfrm>
-                      <a:off x="0" y="0"/>
-                      <a:ext cx="3733800" cy="1714500"/>
-                    </a:xfrm>
-                    <a:prstGeom prst="rect">
-                      <a:avLst/>
-                    </a:prstGeom>
-                    <a:noFill/>
-                  </pic:spPr>
-                </pic:pic>
-              </a:graphicData>
-            </a:graphic>
-          </wp:inline>
-        </w:drawing>
+        <w:pStyle w:val="Sinespaciado"/>
+        <w:rPr>
+          <w:lang w:val="es-419" w:eastAsia="es-CO"/>
+        </w:rPr>
+      </w:pPr>
+      <w:r>
+        <w:rPr>
+          <w:lang w:val="es-419" w:eastAsia="es-CO"/>
+        </w:rPr>
+        <w:tab/>
+      </w:r>
+      <w:r>
+        <w:rPr>
+          <w:lang w:val="es-419" w:eastAsia="es-CO"/>
+        </w:rPr>
+        <w:tab/>
+      </w:r>
+      <w:r>
+        <w:rPr>
+          <w:lang w:val="es-419" w:eastAsia="es-CO"/>
+        </w:rPr>
+        <w:tab/>
+      </w:r>
+      <w:r>
+        <w:rPr>
+          <w:lang w:val="es-419" w:eastAsia="es-CO"/>
+        </w:rPr>
+        <w:tab/>
+      </w:r>
+      <w:r>
+        <w:rPr>
+          <w:lang w:val="es-419" w:eastAsia="es-CO"/>
+        </w:rPr>
+        <w:tab/>
+      </w:r>
+      <w:r>
+        <w:rPr>
+          <w:lang w:val="es-419" w:eastAsia="es-CO"/>
+        </w:rPr>
+        <w:tab/>
+      </w:r>
+      <w:r>
+        <w:rPr>
+          <w:lang w:val="es-419" w:eastAsia="es-CO"/>
+        </w:rPr>
+        <w:tab/>
+      </w:r>
+      <w:r>
+        <w:rPr>
+          <w:lang w:val="es-419" w:eastAsia="es-CO"/>
+        </w:rPr>
+        <w:t>______________</w:t>
       </w:r>
     </w:p>
     <w:p>
       <w:pPr>
-        <w:pStyle w:val="Ttulo3"/>
-      </w:pPr>
-      <w:r>
-        <w:lastRenderedPageBreak/>
-        <w:t>Presentación</w:t>
+        <w:pStyle w:val="Sinespaciado"/>
+        <w:rPr>
+          <w:lang w:val="es-419" w:eastAsia="es-CO"/>
+        </w:rPr>
+      </w:pPr>
+      <w:r>
+        <w:rPr>
+          <w:lang w:val="es-419" w:eastAsia="es-CO"/>
+        </w:rPr>
+        <w:t>Valor total</w:t>
+      </w:r>
+      <w:r>
+        <w:rPr>
+          <w:lang w:val="es-419" w:eastAsia="es-CO"/>
+        </w:rPr>
+        <w:tab/>
+      </w:r>
+      <w:r>
+        <w:rPr>
+          <w:lang w:val="es-419" w:eastAsia="es-CO"/>
+        </w:rPr>
+        <w:tab/>
+      </w:r>
+      <w:r>
+        <w:rPr>
+          <w:lang w:val="es-419" w:eastAsia="es-CO"/>
+        </w:rPr>
+        <w:tab/>
+      </w:r>
+      <w:r>
+        <w:rPr>
+          <w:lang w:val="es-419" w:eastAsia="es-CO"/>
+        </w:rPr>
+        <w:tab/>
+      </w:r>
+      <w:r>
+        <w:rPr>
+          <w:lang w:val="es-419" w:eastAsia="es-CO"/>
+        </w:rPr>
+        <w:tab/>
+      </w:r>
+      <w:r>
+        <w:rPr>
+          <w:lang w:val="es-419" w:eastAsia="es-CO"/>
+        </w:rPr>
+        <w:tab/>
+        <w:t xml:space="preserve">         300.000.000</w:t>
       </w:r>
     </w:p>
     <w:p>
       <w:pPr>
-        <w:rPr>
-          <w:lang w:val="es-419" w:eastAsia="es-CO"/>
-        </w:rPr>
-      </w:pPr>
-      <w:r>
-        <w:rPr>
-          <w:lang w:val="es-419" w:eastAsia="es-CO"/>
-        </w:rPr>
-        <w:t>A continuación, se presenta el estado de situación financiera inicial de la empresa:</w:t>
+        <w:pStyle w:val="Sinespaciado"/>
+        <w:rPr>
+          <w:lang w:val="es-419" w:eastAsia="es-CO"/>
+        </w:rPr>
+      </w:pPr>
+      <w:r>
+        <w:rPr>
+          <w:lang w:val="es-419" w:eastAsia="es-CO"/>
+        </w:rPr>
+        <w:t>Capital suscrito</w:t>
+      </w:r>
+      <w:r>
+        <w:rPr>
+          <w:lang w:val="es-419" w:eastAsia="es-CO"/>
+        </w:rPr>
+        <w:tab/>
+      </w:r>
+      <w:r>
+        <w:rPr>
+          <w:lang w:val="es-419" w:eastAsia="es-CO"/>
+        </w:rPr>
+        <w:tab/>
+      </w:r>
+      <w:r>
+        <w:rPr>
+          <w:lang w:val="es-419" w:eastAsia="es-CO"/>
+        </w:rPr>
+        <w:tab/>
+      </w:r>
+      <w:r>
+        <w:rPr>
+          <w:lang w:val="es-419" w:eastAsia="es-CO"/>
+        </w:rPr>
+        <w:tab/>
+      </w:r>
+      <w:r>
+        <w:rPr>
+          <w:lang w:val="es-419" w:eastAsia="es-CO"/>
+        </w:rPr>
+        <w:tab/>
+      </w:r>
+      <w:r>
+        <w:rPr>
+          <w:lang w:val="es-419" w:eastAsia="es-CO"/>
+        </w:rPr>
+        <w:tab/>
+      </w:r>
+      <w:r>
+        <w:rPr>
+          <w:lang w:val="es-419" w:eastAsia="es-CO"/>
+        </w:rPr>
+        <w:tab/>
+        <w:t>50 %</w:t>
       </w:r>
     </w:p>
     <w:p>
       <w:pPr>
-        <w:pStyle w:val="Figura"/>
-        <w:rPr>
-          <w:lang w:val="es-419"/>
-        </w:rPr>
-      </w:pPr>
-      <w:proofErr w:type="spellStart"/>
-      <w:r>
-        <w:rPr>
-          <w:lang w:val="es-419"/>
-        </w:rPr>
-        <w:t>xxxxx</w:t>
-      </w:r>
-      <w:proofErr w:type="spellEnd"/>
+        <w:pStyle w:val="Sinespaciado"/>
+        <w:rPr>
+          <w:lang w:val="es-419" w:eastAsia="es-CO"/>
+        </w:rPr>
+      </w:pPr>
     </w:p>
     <w:p>
       <w:pPr>
-        <w:jc w:val="center"/>
-        <w:rPr>
-          <w:lang w:val="es-419" w:eastAsia="es-CO"/>
-        </w:rPr>
-      </w:pPr>
-      <w:r>
-        <w:rPr>
-          <w:noProof/>
-          <w:lang w:val="es-419" w:eastAsia="es-CO"/>
-        </w:rPr>
-        <w:drawing>
-          <wp:inline distT="0" distB="0" distL="0" distR="0" wp14:anchorId="384D5B6E" wp14:editId="7DB87F96">
-            <wp:extent cx="3762375" cy="6105525"/>
-            <wp:effectExtent l="0" t="0" r="9525" b="9525"/>
-            <wp:docPr id="861483269" name="Imagen 11"/>
-            <wp:cNvGraphicFramePr>
-              <a:graphicFrameLocks xmlns:a="http://schemas.openxmlformats.org/drawingml/2006/main" noChangeAspect="1"/>
-            </wp:cNvGraphicFramePr>
-            <a:graphic xmlns:a="http://schemas.openxmlformats.org/drawingml/2006/main">
-              <a:graphicData uri="http://schemas.openxmlformats.org/drawingml/2006/picture">
-                <pic:pic xmlns:pic="http://schemas.openxmlformats.org/drawingml/2006/picture">
-                  <pic:nvPicPr>
-                    <pic:cNvPr id="0" name="Picture 5"/>
-                    <pic:cNvPicPr>
-                      <a:picLocks noChangeAspect="1" noChangeArrowheads="1"/>
-                    </pic:cNvPicPr>
-                  </pic:nvPicPr>
-                  <pic:blipFill>
-                    <a:blip r:embed="rId12">
-                      <a:extLst>
-                        <a:ext uri="{28A0092B-C50C-407E-A947-70E740481C1C}">
-                          <a14:useLocalDpi xmlns:a14="http://schemas.microsoft.com/office/drawing/2010/main" val="0"/>
-                        </a:ext>
-                      </a:extLst>
-                    </a:blip>
-                    <a:srcRect/>
-                    <a:stretch>
-                      <a:fillRect/>
-                    </a:stretch>
-                  </pic:blipFill>
-                  <pic:spPr bwMode="auto">
-                    <a:xfrm>
-                      <a:off x="0" y="0"/>
-                      <a:ext cx="3762375" cy="6105525"/>
-                    </a:xfrm>
-                    <a:prstGeom prst="rect">
-                      <a:avLst/>
-                    </a:prstGeom>
-                    <a:noFill/>
-                  </pic:spPr>
-                </pic:pic>
-              </a:graphicData>
-            </a:graphic>
-          </wp:inline>
-        </w:drawing>
-      </w:r>
+        <w:pStyle w:val="Sinespaciado"/>
+        <w:rPr>
+          <w:lang w:val="es-419" w:eastAsia="es-CO"/>
+        </w:rPr>
+      </w:pPr>
     </w:p>
     <w:p>
       <w:pPr>
-        <w:rPr>
-          <w:lang w:val="es-419" w:eastAsia="es-CO"/>
-        </w:rPr>
-      </w:pPr>
+        <w:pStyle w:val="Sinespaciado"/>
+        <w:rPr>
+          <w:lang w:val="es-419" w:eastAsia="es-CO"/>
+        </w:rPr>
+      </w:pPr>
+      <w:r>
+        <w:rPr>
+          <w:lang w:val="es-419" w:eastAsia="es-CO"/>
+        </w:rPr>
+        <w:t>Total,</w:t>
+      </w:r>
+      <w:r>
+        <w:rPr>
+          <w:lang w:val="es-419" w:eastAsia="es-CO"/>
+        </w:rPr>
+        <w:t xml:space="preserve"> suscrito</w:t>
+      </w:r>
+      <w:r>
+        <w:rPr>
+          <w:lang w:val="es-419" w:eastAsia="es-CO"/>
+        </w:rPr>
+        <w:tab/>
+      </w:r>
+      <w:r>
+        <w:rPr>
+          <w:lang w:val="es-419" w:eastAsia="es-CO"/>
+        </w:rPr>
+        <w:t xml:space="preserve">                                      </w:t>
+      </w:r>
+      <w:r>
+        <w:rPr>
+          <w:lang w:val="es-419" w:eastAsia="es-CO"/>
+        </w:rPr>
+        <w:tab/>
+      </w:r>
+      <w:r>
+        <w:rPr>
+          <w:lang w:val="es-419" w:eastAsia="es-CO"/>
+        </w:rPr>
+        <w:t xml:space="preserve">        150.000.000</w:t>
+      </w:r>
     </w:p>
     <w:p>
       <w:pPr>
+        <w:pStyle w:val="Sinespaciado"/>
+        <w:rPr>
+          <w:lang w:val="es-419" w:eastAsia="es-CO"/>
+        </w:rPr>
+      </w:pPr>
+      <w:r>
+        <w:rPr>
+          <w:lang w:val="es-419" w:eastAsia="es-CO"/>
+        </w:rPr>
+        <w:t>Pagado</w:t>
+      </w:r>
+      <w:r>
+        <w:rPr>
+          <w:lang w:val="es-419" w:eastAsia="es-CO"/>
+        </w:rPr>
+        <w:tab/>
+      </w:r>
+      <w:r>
+        <w:rPr>
+          <w:lang w:val="es-419" w:eastAsia="es-CO"/>
+        </w:rPr>
+        <w:tab/>
+      </w:r>
+      <w:r>
+        <w:rPr>
+          <w:lang w:val="es-419" w:eastAsia="es-CO"/>
+        </w:rPr>
+        <w:tab/>
+      </w:r>
+      <w:r>
+        <w:rPr>
+          <w:lang w:val="es-419" w:eastAsia="es-CO"/>
+        </w:rPr>
+        <w:tab/>
+      </w:r>
+      <w:r>
+        <w:rPr>
+          <w:lang w:val="es-419" w:eastAsia="es-CO"/>
+        </w:rPr>
+        <w:tab/>
+      </w:r>
+      <w:r>
+        <w:rPr>
+          <w:lang w:val="es-419" w:eastAsia="es-CO"/>
+        </w:rPr>
+        <w:tab/>
+        <w:t xml:space="preserve">               </w:t>
+      </w:r>
+      <w:r>
+        <w:rPr>
+          <w:lang w:val="es-419" w:eastAsia="es-CO"/>
+        </w:rPr>
+        <w:tab/>
+        <w:t>70 %</w:t>
+      </w:r>
+    </w:p>
+    <w:p>
+      <w:pPr>
+        <w:pStyle w:val="Sinespaciado"/>
+        <w:rPr>
+          <w:lang w:val="es-419" w:eastAsia="es-CO"/>
+        </w:rPr>
+      </w:pPr>
+      <w:r>
+        <w:rPr>
+          <w:lang w:val="es-419" w:eastAsia="es-CO"/>
+        </w:rPr>
+        <w:tab/>
+      </w:r>
+      <w:r>
+        <w:rPr>
+          <w:lang w:val="es-419" w:eastAsia="es-CO"/>
+        </w:rPr>
+        <w:tab/>
+      </w:r>
+      <w:r>
+        <w:rPr>
+          <w:lang w:val="es-419" w:eastAsia="es-CO"/>
+        </w:rPr>
+        <w:tab/>
+      </w:r>
+      <w:r>
+        <w:rPr>
+          <w:lang w:val="es-419" w:eastAsia="es-CO"/>
+        </w:rPr>
+        <w:tab/>
+      </w:r>
+      <w:r>
+        <w:rPr>
+          <w:lang w:val="es-419" w:eastAsia="es-CO"/>
+        </w:rPr>
+        <w:tab/>
+      </w:r>
+      <w:r>
+        <w:rPr>
+          <w:lang w:val="es-419" w:eastAsia="es-CO"/>
+        </w:rPr>
+        <w:tab/>
+      </w:r>
+      <w:r>
+        <w:rPr>
+          <w:lang w:val="es-419" w:eastAsia="es-CO"/>
+        </w:rPr>
+        <w:tab/>
+      </w:r>
+      <w:r>
+        <w:rPr>
+          <w:lang w:val="es-419" w:eastAsia="es-CO"/>
+        </w:rPr>
+        <w:t>______________</w:t>
+      </w:r>
+    </w:p>
+    <w:p>
+      <w:pPr>
+        <w:pStyle w:val="Sinespaciado"/>
+        <w:rPr>
+          <w:lang w:val="es-419" w:eastAsia="es-CO"/>
+        </w:rPr>
+      </w:pPr>
+      <w:r>
+        <w:rPr>
+          <w:lang w:val="es-419" w:eastAsia="es-CO"/>
+        </w:rPr>
+        <w:t>Total, capital pagado</w:t>
+      </w:r>
+      <w:r>
+        <w:rPr>
+          <w:lang w:val="es-419" w:eastAsia="es-CO"/>
+        </w:rPr>
+        <w:tab/>
+      </w:r>
+      <w:r>
+        <w:rPr>
+          <w:lang w:val="es-419" w:eastAsia="es-CO"/>
+        </w:rPr>
+        <w:tab/>
+      </w:r>
+      <w:r>
+        <w:rPr>
+          <w:lang w:val="es-419" w:eastAsia="es-CO"/>
+        </w:rPr>
+        <w:tab/>
+      </w:r>
+      <w:r>
+        <w:rPr>
+          <w:lang w:val="es-419" w:eastAsia="es-CO"/>
+        </w:rPr>
+        <w:tab/>
+        <w:t xml:space="preserve">         </w:t>
+      </w:r>
+      <w:r>
+        <w:rPr>
+          <w:lang w:val="es-419" w:eastAsia="es-CO"/>
+        </w:rPr>
+        <w:t>105</w:t>
+      </w:r>
+      <w:r>
+        <w:rPr>
+          <w:lang w:val="es-419" w:eastAsia="es-CO"/>
+        </w:rPr>
+        <w:t>.000.000</w:t>
+      </w:r>
+    </w:p>
+    <w:p>
+      <w:pPr>
+        <w:pStyle w:val="Sinespaciado"/>
+        <w:rPr>
+          <w:lang w:val="es-419" w:eastAsia="es-CO"/>
+        </w:rPr>
+      </w:pPr>
+      <w:r>
+        <w:rPr>
+          <w:lang w:val="es-419" w:eastAsia="es-CO"/>
+        </w:rPr>
+        <w:tab/>
+      </w:r>
+      <w:r>
+        <w:rPr>
+          <w:lang w:val="es-419" w:eastAsia="es-CO"/>
+        </w:rPr>
+        <w:tab/>
+      </w:r>
+      <w:r>
+        <w:rPr>
+          <w:lang w:val="es-419" w:eastAsia="es-CO"/>
+        </w:rPr>
+        <w:tab/>
+      </w:r>
+      <w:r>
+        <w:rPr>
+          <w:lang w:val="es-419" w:eastAsia="es-CO"/>
+        </w:rPr>
+        <w:tab/>
+      </w:r>
+      <w:r>
+        <w:rPr>
+          <w:lang w:val="es-419" w:eastAsia="es-CO"/>
+        </w:rPr>
+        <w:tab/>
+      </w:r>
+      <w:r>
+        <w:rPr>
+          <w:lang w:val="es-419" w:eastAsia="es-CO"/>
+        </w:rPr>
+        <w:tab/>
+      </w:r>
+      <w:r>
+        <w:rPr>
+          <w:lang w:val="es-419" w:eastAsia="es-CO"/>
+        </w:rPr>
+        <w:tab/>
+        <w:t>______________</w:t>
+      </w:r>
+    </w:p>
+    <w:p>
+      <w:pPr>
+        <w:rPr>
+          <w:lang w:val="es-419" w:eastAsia="es-CO"/>
+        </w:rPr>
+      </w:pPr>
+      <w:r>
+        <w:rPr>
+          <w:lang w:val="es-419" w:eastAsia="es-CO"/>
+        </w:rPr>
+        <w:t>Capital por pagar</w:t>
+      </w:r>
+      <w:r>
+        <w:rPr>
+          <w:lang w:val="es-419" w:eastAsia="es-CO"/>
+        </w:rPr>
+        <w:tab/>
+      </w:r>
+      <w:r>
+        <w:rPr>
+          <w:lang w:val="es-419" w:eastAsia="es-CO"/>
+        </w:rPr>
+        <w:tab/>
+      </w:r>
+      <w:r>
+        <w:rPr>
+          <w:lang w:val="es-419" w:eastAsia="es-CO"/>
+        </w:rPr>
+        <w:tab/>
+      </w:r>
+      <w:r>
+        <w:rPr>
+          <w:lang w:val="es-419" w:eastAsia="es-CO"/>
+        </w:rPr>
+        <w:tab/>
+      </w:r>
+      <w:r>
+        <w:rPr>
+          <w:lang w:val="es-419" w:eastAsia="es-CO"/>
+        </w:rPr>
+        <w:tab/>
+      </w:r>
+      <w:r>
+        <w:rPr>
+          <w:lang w:val="es-419" w:eastAsia="es-CO"/>
+        </w:rPr>
+        <w:tab/>
+        <w:t>45.000.000</w:t>
+      </w:r>
+    </w:p>
+    <w:p>
+      <w:pPr>
+        <w:pStyle w:val="Ttulo3"/>
+      </w:pPr>
+      <w:r>
+        <w:t>Presentación</w:t>
+      </w:r>
+    </w:p>
+    <w:p>
+      <w:pPr>
+        <w:rPr>
+          <w:lang w:val="es-419" w:eastAsia="es-CO"/>
+        </w:rPr>
+      </w:pPr>
+      <w:r>
+        <w:rPr>
+          <w:lang w:val="es-419" w:eastAsia="es-CO"/>
+        </w:rPr>
+        <w:t>A continuación, se presenta el estado de situación financiera inicial de la empresa:</w:t>
+      </w:r>
+    </w:p>
+    <w:p>
+      <w:pPr>
+        <w:rPr>
+          <w:lang w:val="es-419" w:eastAsia="es-CO"/>
+        </w:rPr>
+      </w:pPr>
+    </w:p>
+    <w:p>
+      <w:pPr>
+        <w:rPr>
+          <w:lang w:val="es-419" w:eastAsia="es-CO"/>
+        </w:rPr>
+      </w:pPr>
+    </w:p>
+    <w:p>
+      <w:pPr>
+        <w:pStyle w:val="Sinespaciado"/>
+        <w:rPr>
+          <w:lang w:val="es-419" w:eastAsia="es-CO"/>
+        </w:rPr>
+      </w:pPr>
+      <w:r>
+        <w:rPr>
+          <w:lang w:val="es-419" w:eastAsia="es-CO"/>
+        </w:rPr>
+        <w:lastRenderedPageBreak/>
+        <w:t>Aprendiendo S.A.</w:t>
+      </w:r>
+    </w:p>
+    <w:p>
+      <w:pPr>
+        <w:pStyle w:val="Sinespaciado"/>
+        <w:rPr>
+          <w:lang w:val="es-419" w:eastAsia="es-CO"/>
+        </w:rPr>
+      </w:pPr>
+      <w:r>
+        <w:rPr>
+          <w:lang w:val="es-419" w:eastAsia="es-CO"/>
+        </w:rPr>
+        <w:t>Estados de situación Financiera Inicial</w:t>
+      </w:r>
+    </w:p>
+    <w:p>
+      <w:pPr>
+        <w:pStyle w:val="Sinespaciado"/>
+        <w:rPr>
+          <w:lang w:val="es-419" w:eastAsia="es-CO"/>
+        </w:rPr>
+      </w:pPr>
+      <w:r>
+        <w:rPr>
+          <w:lang w:val="es-419" w:eastAsia="es-CO"/>
+        </w:rPr>
+        <w:t>A 1/1/17</w:t>
+      </w:r>
+    </w:p>
+    <w:p>
+      <w:pPr>
+        <w:rPr>
+          <w:lang w:val="es-419" w:eastAsia="es-CO"/>
+        </w:rPr>
+      </w:pPr>
+    </w:p>
+    <w:p>
+      <w:pPr>
+        <w:rPr>
+          <w:b/>
+          <w:bCs/>
+          <w:lang w:val="es-419" w:eastAsia="es-CO"/>
+        </w:rPr>
+      </w:pPr>
+      <w:r>
+        <w:rPr>
+          <w:b/>
+          <w:bCs/>
+          <w:lang w:val="es-419" w:eastAsia="es-CO"/>
+        </w:rPr>
+        <w:t>Activos</w:t>
+      </w:r>
+    </w:p>
+    <w:p>
+      <w:pPr>
+        <w:pStyle w:val="Sinespaciado"/>
+        <w:rPr>
+          <w:lang w:val="es-419" w:eastAsia="es-CO"/>
+        </w:rPr>
+      </w:pPr>
+      <w:r>
+        <w:rPr>
+          <w:lang w:val="es-419" w:eastAsia="es-CO"/>
+        </w:rPr>
+        <w:t>Activo corriente</w:t>
+      </w:r>
+    </w:p>
+    <w:p>
+      <w:pPr>
+        <w:pStyle w:val="Sinespaciado"/>
+        <w:rPr>
+          <w:lang w:val="es-419" w:eastAsia="es-CO"/>
+        </w:rPr>
+      </w:pPr>
+    </w:p>
+    <w:p>
+      <w:pPr>
+        <w:pStyle w:val="Sinespaciado"/>
+        <w:rPr>
+          <w:lang w:val="es-419" w:eastAsia="es-CO"/>
+        </w:rPr>
+      </w:pPr>
+      <w:r>
+        <w:rPr>
+          <w:lang w:eastAsia="es-CO"/>
+        </w:rPr>
+        <w:t>E</w:t>
+      </w:r>
+      <w:r>
+        <w:rPr>
+          <w:lang w:eastAsia="es-CO"/>
+        </w:rPr>
+        <w:t>fectivo y sus equivalentes</w:t>
+      </w:r>
+      <w:r>
+        <w:rPr>
+          <w:lang w:val="es-419" w:eastAsia="es-CO"/>
+        </w:rPr>
+        <w:tab/>
+      </w:r>
+      <w:r>
+        <w:rPr>
+          <w:lang w:val="es-419" w:eastAsia="es-CO"/>
+        </w:rPr>
+        <w:tab/>
+      </w:r>
+      <w:r>
+        <w:rPr>
+          <w:lang w:val="es-419" w:eastAsia="es-CO"/>
+        </w:rPr>
+        <w:tab/>
+        <w:t xml:space="preserve">      $105.000.000</w:t>
+      </w:r>
+    </w:p>
+    <w:p>
+      <w:pPr>
+        <w:pStyle w:val="Sinespaciado"/>
+        <w:rPr>
+          <w:lang w:val="es-419" w:eastAsia="es-CO"/>
+        </w:rPr>
+      </w:pPr>
+      <w:r>
+        <w:rPr>
+          <w:lang w:val="es-419" w:eastAsia="es-CO"/>
+        </w:rPr>
+        <w:t>Total, activos</w:t>
+      </w:r>
+      <w:r>
+        <w:rPr>
+          <w:lang w:val="es-419" w:eastAsia="es-CO"/>
+        </w:rPr>
+        <w:tab/>
+      </w:r>
+      <w:r>
+        <w:rPr>
+          <w:lang w:val="es-419" w:eastAsia="es-CO"/>
+        </w:rPr>
+        <w:tab/>
+      </w:r>
+      <w:r>
+        <w:rPr>
+          <w:lang w:val="es-419" w:eastAsia="es-CO"/>
+        </w:rPr>
+        <w:tab/>
+      </w:r>
+      <w:r>
+        <w:rPr>
+          <w:lang w:val="es-419" w:eastAsia="es-CO"/>
+        </w:rPr>
+        <w:tab/>
+      </w:r>
+      <w:r>
+        <w:rPr>
+          <w:lang w:val="es-419" w:eastAsia="es-CO"/>
+        </w:rPr>
+        <w:tab/>
+        <w:t xml:space="preserve">      $105.000.000</w:t>
+      </w:r>
+    </w:p>
+    <w:p>
+      <w:pPr>
+        <w:pStyle w:val="Sinespaciado"/>
+        <w:rPr>
+          <w:lang w:val="es-419" w:eastAsia="es-CO"/>
+        </w:rPr>
+      </w:pPr>
+    </w:p>
+    <w:p>
+      <w:pPr>
+        <w:pStyle w:val="Sinespaciado"/>
+        <w:rPr>
+          <w:lang w:val="es-419" w:eastAsia="es-CO"/>
+        </w:rPr>
+      </w:pPr>
+    </w:p>
+    <w:p>
+      <w:pPr>
+        <w:pStyle w:val="Sinespaciado"/>
+        <w:rPr>
+          <w:lang w:val="es-419" w:eastAsia="es-CO"/>
+        </w:rPr>
+      </w:pPr>
+      <w:r>
+        <w:rPr>
+          <w:b/>
+          <w:bCs/>
+          <w:lang w:eastAsia="es-CO"/>
+        </w:rPr>
+        <w:t>Pasivos</w:t>
+      </w:r>
+    </w:p>
+    <w:p>
+      <w:pPr>
+        <w:pStyle w:val="Sinespaciado"/>
+        <w:rPr>
+          <w:lang w:val="es-419" w:eastAsia="es-CO"/>
+        </w:rPr>
+      </w:pPr>
+      <w:r>
+        <w:rPr>
+          <w:lang w:val="es-419" w:eastAsia="es-CO"/>
+        </w:rPr>
+        <w:tab/>
+      </w:r>
+      <w:r>
+        <w:rPr>
+          <w:lang w:val="es-419" w:eastAsia="es-CO"/>
+        </w:rPr>
+        <w:tab/>
+      </w:r>
+      <w:r>
+        <w:rPr>
+          <w:lang w:val="es-419" w:eastAsia="es-CO"/>
+        </w:rPr>
+        <w:tab/>
+      </w:r>
+      <w:r>
+        <w:rPr>
+          <w:lang w:val="es-419" w:eastAsia="es-CO"/>
+        </w:rPr>
+        <w:tab/>
+      </w:r>
+      <w:r>
+        <w:rPr>
+          <w:lang w:val="es-419" w:eastAsia="es-CO"/>
+        </w:rPr>
+        <w:tab/>
+      </w:r>
+      <w:r>
+        <w:rPr>
+          <w:lang w:val="es-419" w:eastAsia="es-CO"/>
+        </w:rPr>
+        <w:tab/>
+      </w:r>
+      <w:r>
+        <w:rPr>
+          <w:lang w:val="es-419" w:eastAsia="es-CO"/>
+        </w:rPr>
+        <w:tab/>
+      </w:r>
+    </w:p>
+    <w:p>
+      <w:pPr>
+        <w:pStyle w:val="Sinespaciado"/>
+        <w:rPr>
+          <w:lang w:val="es-419" w:eastAsia="es-CO"/>
+        </w:rPr>
+      </w:pPr>
+      <w:r>
+        <w:rPr>
+          <w:lang w:val="es-419" w:eastAsia="es-CO"/>
+        </w:rPr>
+        <w:t>Total, pasivos</w:t>
+      </w:r>
+      <w:r>
+        <w:rPr>
+          <w:lang w:val="es-419" w:eastAsia="es-CO"/>
+        </w:rPr>
+        <w:tab/>
+      </w:r>
+      <w:r>
+        <w:rPr>
+          <w:lang w:val="es-419" w:eastAsia="es-CO"/>
+        </w:rPr>
+        <w:tab/>
+      </w:r>
+      <w:r>
+        <w:rPr>
+          <w:lang w:val="es-419" w:eastAsia="es-CO"/>
+        </w:rPr>
+        <w:tab/>
+      </w:r>
+      <w:r>
+        <w:rPr>
+          <w:lang w:val="es-419" w:eastAsia="es-CO"/>
+        </w:rPr>
+        <w:tab/>
+      </w:r>
+      <w:r>
+        <w:rPr>
+          <w:lang w:val="es-419" w:eastAsia="es-CO"/>
+        </w:rPr>
+        <w:tab/>
+        <w:t xml:space="preserve">      </w:t>
+      </w:r>
+      <w:r>
+        <w:rPr>
+          <w:lang w:val="es-419" w:eastAsia="es-CO"/>
+        </w:rPr>
+        <w:tab/>
+      </w:r>
+      <w:r>
+        <w:rPr>
+          <w:lang w:val="es-419" w:eastAsia="es-CO"/>
+        </w:rPr>
+        <w:tab/>
+        <w:t xml:space="preserve">    </w:t>
+      </w:r>
+      <w:r>
+        <w:rPr>
+          <w:lang w:val="es-419" w:eastAsia="es-CO"/>
+        </w:rPr>
+        <w:t>$0</w:t>
+      </w:r>
+    </w:p>
+    <w:p>
+      <w:pPr>
+        <w:rPr>
+          <w:lang w:val="es-419" w:eastAsia="es-CO"/>
+        </w:rPr>
+      </w:pPr>
+    </w:p>
+    <w:p>
+      <w:pPr>
+        <w:pStyle w:val="Sinespaciado"/>
+        <w:rPr>
+          <w:b/>
+          <w:bCs/>
+          <w:lang w:val="es-419" w:eastAsia="es-CO"/>
+        </w:rPr>
+      </w:pPr>
+      <w:r>
+        <w:rPr>
+          <w:b/>
+          <w:bCs/>
+          <w:lang w:val="es-419" w:eastAsia="es-CO"/>
+        </w:rPr>
+        <w:t>Patrimonio</w:t>
+      </w:r>
+    </w:p>
+    <w:p>
+      <w:pPr>
+        <w:pStyle w:val="Sinespaciado"/>
+        <w:rPr>
+          <w:b/>
+          <w:bCs/>
+          <w:lang w:val="es-419" w:eastAsia="es-CO"/>
+        </w:rPr>
+      </w:pPr>
+      <w:r>
+        <w:rPr>
+          <w:b/>
+          <w:bCs/>
+          <w:lang w:val="es-419" w:eastAsia="es-CO"/>
+        </w:rPr>
+        <w:t>Capital social</w:t>
+      </w:r>
+    </w:p>
+    <w:p>
+      <w:pPr>
+        <w:pStyle w:val="Sinespaciado"/>
+        <w:rPr>
+          <w:lang w:eastAsia="es-CO"/>
+        </w:rPr>
+      </w:pPr>
+    </w:p>
+    <w:p>
+      <w:pPr>
+        <w:pStyle w:val="Sinespaciado"/>
+        <w:rPr>
+          <w:lang w:val="es-419" w:eastAsia="es-CO"/>
+        </w:rPr>
+      </w:pPr>
+      <w:r>
+        <w:rPr>
+          <w:lang w:eastAsia="es-CO"/>
+        </w:rPr>
+        <w:t>Capital autorizado</w:t>
+      </w:r>
+      <w:r>
+        <w:rPr>
+          <w:lang w:eastAsia="es-CO"/>
+        </w:rPr>
+        <w:tab/>
+      </w:r>
+      <w:r>
+        <w:rPr>
+          <w:lang w:eastAsia="es-CO"/>
+        </w:rPr>
+        <w:tab/>
+      </w:r>
+      <w:r>
+        <w:rPr>
+          <w:lang w:val="es-419" w:eastAsia="es-CO"/>
+        </w:rPr>
+        <w:tab/>
+      </w:r>
+      <w:r>
+        <w:rPr>
+          <w:lang w:val="es-419" w:eastAsia="es-CO"/>
+        </w:rPr>
+        <w:tab/>
+      </w:r>
+      <w:r>
+        <w:rPr>
+          <w:lang w:val="es-419" w:eastAsia="es-CO"/>
+        </w:rPr>
+        <w:tab/>
+        <w:t xml:space="preserve">      $</w:t>
+      </w:r>
+      <w:r>
+        <w:rPr>
+          <w:lang w:val="es-419" w:eastAsia="es-CO"/>
+        </w:rPr>
+        <w:t>300</w:t>
+      </w:r>
+      <w:r>
+        <w:rPr>
+          <w:lang w:val="es-419" w:eastAsia="es-CO"/>
+        </w:rPr>
+        <w:t>.000.000</w:t>
+      </w:r>
+    </w:p>
+    <w:p>
+      <w:pPr>
+        <w:pStyle w:val="Sinespaciado"/>
+        <w:rPr>
+          <w:lang w:eastAsia="es-CO"/>
+        </w:rPr>
+      </w:pPr>
+    </w:p>
+    <w:p>
+      <w:pPr>
+        <w:pStyle w:val="Sinespaciado"/>
+        <w:rPr>
+          <w:lang w:val="es-419" w:eastAsia="es-CO"/>
+        </w:rPr>
+      </w:pPr>
+      <w:r>
+        <w:rPr>
+          <w:lang w:eastAsia="es-CO"/>
+        </w:rPr>
+        <w:t>Capital por suscribir</w:t>
+      </w:r>
+      <w:r>
+        <w:rPr>
+          <w:lang w:eastAsia="es-CO"/>
+        </w:rPr>
+        <w:tab/>
+      </w:r>
+      <w:r>
+        <w:rPr>
+          <w:lang w:val="es-419" w:eastAsia="es-CO"/>
+        </w:rPr>
+        <w:tab/>
+      </w:r>
+      <w:r>
+        <w:rPr>
+          <w:lang w:val="es-419" w:eastAsia="es-CO"/>
+        </w:rPr>
+        <w:tab/>
+      </w:r>
+      <w:r>
+        <w:rPr>
+          <w:lang w:val="es-419" w:eastAsia="es-CO"/>
+        </w:rPr>
+        <w:tab/>
+        <w:t xml:space="preserve">   </w:t>
+      </w:r>
+      <w:r>
+        <w:rPr>
+          <w:lang w:val="es-419" w:eastAsia="es-CO"/>
+        </w:rPr>
+        <w:t xml:space="preserve"> </w:t>
+      </w:r>
+      <w:r>
+        <w:rPr>
+          <w:lang w:val="es-419" w:eastAsia="es-CO"/>
+        </w:rPr>
+        <w:t>$</w:t>
+      </w:r>
+      <w:r>
+        <w:rPr>
+          <w:lang w:val="es-419" w:eastAsia="es-CO"/>
+        </w:rPr>
+        <w:t>(</w:t>
+      </w:r>
+      <w:r>
+        <w:rPr>
+          <w:lang w:val="es-419" w:eastAsia="es-CO"/>
+        </w:rPr>
+        <w:t>15</w:t>
+      </w:r>
+      <w:r>
+        <w:rPr>
+          <w:lang w:val="es-419" w:eastAsia="es-CO"/>
+        </w:rPr>
+        <w:t>0</w:t>
+      </w:r>
+      <w:r>
+        <w:rPr>
+          <w:lang w:val="es-419" w:eastAsia="es-CO"/>
+        </w:rPr>
+        <w:t>.000.000</w:t>
+      </w:r>
+      <w:r>
+        <w:rPr>
+          <w:lang w:val="es-419" w:eastAsia="es-CO"/>
+        </w:rPr>
+        <w:t>)</w:t>
+      </w:r>
+    </w:p>
+    <w:p>
+      <w:pPr>
+        <w:pStyle w:val="Sinespaciado"/>
+        <w:rPr>
+          <w:lang w:eastAsia="es-CO"/>
+        </w:rPr>
+      </w:pPr>
+    </w:p>
+    <w:p>
+      <w:pPr>
+        <w:pStyle w:val="Sinespaciado"/>
+        <w:rPr>
+          <w:lang w:val="es-419" w:eastAsia="es-CO"/>
+        </w:rPr>
+      </w:pPr>
+      <w:r>
+        <w:rPr>
+          <w:lang w:eastAsia="es-CO"/>
+        </w:rPr>
+        <w:t>Capital suscrito por cobrar</w:t>
+      </w:r>
+      <w:r>
+        <w:rPr>
+          <w:lang w:val="es-419" w:eastAsia="es-CO"/>
+        </w:rPr>
+        <w:tab/>
+      </w:r>
+      <w:r>
+        <w:rPr>
+          <w:lang w:val="es-419" w:eastAsia="es-CO"/>
+        </w:rPr>
+        <w:tab/>
+      </w:r>
+      <w:r>
+        <w:rPr>
+          <w:lang w:val="es-419" w:eastAsia="es-CO"/>
+        </w:rPr>
+        <w:tab/>
+        <w:t xml:space="preserve">      $</w:t>
+      </w:r>
+      <w:r>
+        <w:rPr>
+          <w:lang w:val="es-419" w:eastAsia="es-CO"/>
+        </w:rPr>
+        <w:t>(4</w:t>
+      </w:r>
+      <w:r>
+        <w:rPr>
+          <w:lang w:val="es-419" w:eastAsia="es-CO"/>
+        </w:rPr>
+        <w:t>5.000.000</w:t>
+      </w:r>
+      <w:r>
+        <w:rPr>
+          <w:lang w:val="es-419" w:eastAsia="es-CO"/>
+        </w:rPr>
+        <w:t>)</w:t>
+      </w:r>
+    </w:p>
+    <w:p>
+      <w:pPr>
+        <w:pStyle w:val="Sinespaciado"/>
+        <w:rPr>
+          <w:lang w:eastAsia="es-CO"/>
+        </w:rPr>
+      </w:pPr>
+    </w:p>
+    <w:p>
+      <w:pPr>
+        <w:pStyle w:val="Sinespaciado"/>
+        <w:rPr>
+          <w:lang w:val="es-419" w:eastAsia="es-CO"/>
+        </w:rPr>
+      </w:pPr>
+      <w:r>
+        <w:rPr>
+          <w:lang w:eastAsia="es-CO"/>
+        </w:rPr>
+        <w:t>Total, patrimonio</w:t>
+      </w:r>
+      <w:r>
+        <w:rPr>
+          <w:lang w:eastAsia="es-CO"/>
+        </w:rPr>
+        <w:tab/>
+      </w:r>
+      <w:r>
+        <w:rPr>
+          <w:lang w:eastAsia="es-CO"/>
+        </w:rPr>
+        <w:tab/>
+      </w:r>
+      <w:r>
+        <w:rPr>
+          <w:lang w:val="es-419" w:eastAsia="es-CO"/>
+        </w:rPr>
+        <w:tab/>
+      </w:r>
+      <w:r>
+        <w:rPr>
+          <w:lang w:val="es-419" w:eastAsia="es-CO"/>
+        </w:rPr>
+        <w:tab/>
+      </w:r>
+      <w:r>
+        <w:rPr>
+          <w:lang w:val="es-419" w:eastAsia="es-CO"/>
+        </w:rPr>
+        <w:tab/>
+        <w:t xml:space="preserve">      $105.000.000</w:t>
+      </w:r>
+    </w:p>
+    <w:p>
+      <w:pPr>
+        <w:pStyle w:val="Sinespaciado"/>
+        <w:rPr>
+          <w:lang w:eastAsia="es-CO"/>
+        </w:rPr>
+      </w:pPr>
+    </w:p>
+    <w:p>
+      <w:pPr>
+        <w:pStyle w:val="Sinespaciado"/>
+        <w:rPr>
+          <w:lang w:val="es-419" w:eastAsia="es-CO"/>
+        </w:rPr>
+      </w:pPr>
+      <w:r>
+        <w:rPr>
+          <w:lang w:eastAsia="es-CO"/>
+        </w:rPr>
+        <w:t>Total, pasivo y patrimonio</w:t>
+      </w:r>
+      <w:r>
+        <w:rPr>
+          <w:lang w:val="es-419" w:eastAsia="es-CO"/>
+        </w:rPr>
+        <w:tab/>
+      </w:r>
+      <w:r>
+        <w:rPr>
+          <w:lang w:val="es-419" w:eastAsia="es-CO"/>
+        </w:rPr>
+        <w:tab/>
+      </w:r>
+      <w:r>
+        <w:rPr>
+          <w:lang w:val="es-419" w:eastAsia="es-CO"/>
+        </w:rPr>
+        <w:tab/>
+        <w:t xml:space="preserve">      $105.000.000</w:t>
+      </w:r>
+    </w:p>
+    <w:p>
+      <w:pPr>
+        <w:pStyle w:val="Sinespaciado"/>
+        <w:rPr>
+          <w:lang w:val="es-419" w:eastAsia="es-CO"/>
+        </w:rPr>
+      </w:pPr>
+    </w:p>
+    <w:p>
+      <w:pPr>
         <w:pStyle w:val="Ttulo2"/>
       </w:pPr>
-      <w:bookmarkStart w:id="12" w:name="_Toc197526682"/>
+      <w:bookmarkStart w:id="12" w:name="_Toc197627345"/>
       <w:r>
         <w:lastRenderedPageBreak/>
         <w:t>Ganancias acumuladas</w:t>
@@ -11381,7 +12391,7 @@
       <w:pPr>
         <w:pStyle w:val="Ttulo2"/>
       </w:pPr>
-      <w:bookmarkStart w:id="13" w:name="_Toc197526683"/>
+      <w:bookmarkStart w:id="13" w:name="_Toc197627346"/>
       <w:r>
         <w:t>Reservas</w:t>
       </w:r>
@@ -11412,91 +12422,55 @@
           <w:bCs/>
           <w:lang w:val="es-419" w:eastAsia="es-CO"/>
         </w:rPr>
-        <w:t>Art. 452</w:t>
-      </w:r>
-      <w:r>
-        <w:rPr>
-          <w:b/>
-          <w:bCs/>
+        <w:t>Art. 452. Reserva legal</w:t>
+      </w:r>
+      <w:r>
+        <w:rPr>
           <w:lang w:val="es-419" w:eastAsia="es-CO"/>
         </w:rPr>
         <w:t xml:space="preserve">. </w:t>
       </w:r>
       <w:r>
         <w:rPr>
-          <w:b/>
-          <w:bCs/>
-          <w:lang w:val="es-419" w:eastAsia="es-CO"/>
-        </w:rPr>
-        <w:t>Reserva legal</w:t>
-      </w:r>
-      <w:r>
-        <w:rPr>
-          <w:lang w:val="es-419" w:eastAsia="es-CO"/>
-        </w:rPr>
-        <w:t xml:space="preserve">. </w:t>
-      </w:r>
-      <w:r>
-        <w:rPr>
-          <w:lang w:val="es-419" w:eastAsia="es-CO"/>
-        </w:rPr>
-        <w:t xml:space="preserve">Las sociedades anónimas constituirán una reserva legal que ascenderá por lo menos al cincuenta por ciento del capital suscrito, formada con el diez por ciento de las utilidades líquidas de cada ejercicio. Cuando esta reserva llegue al cincuenta por ciento mencionado, la sociedad no tendrá obligación de continuar llevando a esta cuenta el diez por ciento de las utilidades líquidas. Pero si disminuye, volverá a apropiarse el mismo diez por ciento de tales utilidades hasta cuando la reserva llegue nuevamente al límite fijado. </w:t>
-      </w:r>
-      <w:proofErr w:type="spellStart"/>
-      <w:r>
-        <w:rPr>
-          <w:lang w:val="es-419" w:eastAsia="es-CO"/>
-        </w:rPr>
-        <w:t>Conc</w:t>
-      </w:r>
-      <w:proofErr w:type="spellEnd"/>
-      <w:r>
-        <w:rPr>
-          <w:lang w:val="es-419" w:eastAsia="es-CO"/>
-        </w:rPr>
-        <w:t xml:space="preserve">.: 110 </w:t>
-      </w:r>
-      <w:proofErr w:type="spellStart"/>
-      <w:r>
-        <w:rPr>
-          <w:lang w:val="es-419" w:eastAsia="es-CO"/>
-        </w:rPr>
-        <w:t>num</w:t>
-      </w:r>
-      <w:proofErr w:type="spellEnd"/>
-      <w:r>
-        <w:rPr>
-          <w:lang w:val="es-419" w:eastAsia="es-CO"/>
-        </w:rPr>
-        <w:t xml:space="preserve">. 8o, 154, 271 </w:t>
-      </w:r>
-      <w:proofErr w:type="spellStart"/>
-      <w:r>
-        <w:rPr>
-          <w:lang w:val="es-419" w:eastAsia="es-CO"/>
-        </w:rPr>
-        <w:t>num</w:t>
-      </w:r>
-      <w:proofErr w:type="spellEnd"/>
-      <w:r>
-        <w:rPr>
-          <w:lang w:val="es-419" w:eastAsia="es-CO"/>
-        </w:rPr>
-        <w:t xml:space="preserve">. 4o, 272 </w:t>
-      </w:r>
-      <w:proofErr w:type="spellStart"/>
-      <w:r>
-        <w:rPr>
-          <w:lang w:val="es-419" w:eastAsia="es-CO"/>
-        </w:rPr>
-        <w:t>num</w:t>
-      </w:r>
-      <w:proofErr w:type="spellEnd"/>
-      <w:r>
-        <w:rPr>
-          <w:lang w:val="es-419" w:eastAsia="es-CO"/>
-        </w:rPr>
-        <w:t>. 5o., 350, 371, 454, 456, 476. (Legis. 2020).</w:t>
+          <w:lang w:val="es-419" w:eastAsia="es-CO"/>
+        </w:rPr>
+        <w:t xml:space="preserve">Las sociedades anónimas constituirán una reserva legal que ascenderá por lo menos al cincuenta por ciento del capital suscrito, formada con el diez por ciento de las utilidades líquidas de cada ejercicio. Cuando esta reserva llegue al cincuenta por ciento mencionado, la sociedad no tendrá obligación de continuar llevando a esta cuenta el diez por ciento de las utilidades líquidas. Pero si disminuye, volverá a apropiarse el mismo diez por ciento de tales utilidades hasta cuando la reserva llegue nuevamente al límite fijado. Conc.: 110 </w:t>
+      </w:r>
+      <w:r>
+        <w:rPr>
+          <w:lang w:val="es-419" w:eastAsia="es-CO"/>
+        </w:rPr>
+        <w:t>núm.</w:t>
+      </w:r>
+      <w:r>
+        <w:rPr>
+          <w:lang w:val="es-419" w:eastAsia="es-CO"/>
+        </w:rPr>
+        <w:t xml:space="preserve"> 8o, 154, 271 </w:t>
+      </w:r>
+      <w:r>
+        <w:rPr>
+          <w:lang w:val="es-419" w:eastAsia="es-CO"/>
+        </w:rPr>
+        <w:t>núm.</w:t>
+      </w:r>
+      <w:r>
+        <w:rPr>
+          <w:lang w:val="es-419" w:eastAsia="es-CO"/>
+        </w:rPr>
+        <w:t xml:space="preserve"> 4o, 272 </w:t>
+      </w:r>
+      <w:r>
+        <w:rPr>
+          <w:lang w:val="es-419" w:eastAsia="es-CO"/>
+        </w:rPr>
+        <w:t>núm.</w:t>
+      </w:r>
+      <w:r>
+        <w:rPr>
+          <w:lang w:val="es-419" w:eastAsia="es-CO"/>
+        </w:rPr>
+        <w:t xml:space="preserve"> 5o., 350, 371, 454, 456, 476. (Legis. 2020).</w:t>
       </w:r>
     </w:p>
     <w:p>
@@ -11512,23 +12486,7 @@
           <w:lang w:eastAsia="es-CO"/>
         </w:rPr>
         <w:lastRenderedPageBreak/>
-        <w:t>Art. 453</w:t>
-      </w:r>
-      <w:r>
-        <w:rPr>
-          <w:b/>
-          <w:bCs/>
-          <w:lang w:eastAsia="es-CO"/>
-        </w:rPr>
-        <w:t xml:space="preserve">. </w:t>
-      </w:r>
-      <w:r>
-        <w:rPr>
-          <w:b/>
-          <w:bCs/>
-          <w:lang w:eastAsia="es-CO"/>
-        </w:rPr>
-        <w:t>Reservas estatutarias y ocasionales</w:t>
+        <w:t>Art. 453. Reservas estatutarias y ocasionales</w:t>
       </w:r>
       <w:r>
         <w:rPr>
@@ -11971,7 +12929,7 @@
       <w:pPr>
         <w:pStyle w:val="Ttulo2"/>
       </w:pPr>
-      <w:bookmarkStart w:id="14" w:name="_Toc197526684"/>
+      <w:bookmarkStart w:id="14" w:name="_Toc197627347"/>
       <w:r>
         <w:lastRenderedPageBreak/>
         <w:t>Otro resultado integral (ORI)</w:t>
@@ -12596,10 +13554,7 @@
               <w:pStyle w:val="TextoTablas"/>
             </w:pPr>
             <w:r>
-              <w:t>Total,</w:t>
-            </w:r>
-            <w:r>
-              <w:t xml:space="preserve"> ORI</w:t>
+              <w:t>Total, ORI</w:t>
             </w:r>
           </w:p>
         </w:tc>
@@ -12724,97 +13679,73 @@
         <w:rPr>
           <w:lang w:eastAsia="es-CO"/>
         </w:rPr>
-        <w:t xml:space="preserve">7 – “Instrumentos financieros”, </w:t>
+        <w:t xml:space="preserve">7 “Instrumentos financieros”, </w:t>
       </w:r>
       <w:r>
         <w:rPr>
           <w:lang w:eastAsia="es-CO"/>
         </w:rPr>
-        <w:t>Norma Internacional de Información Financiera</w:t>
+        <w:t xml:space="preserve">Norma Internacional de Información Financiera </w:t>
       </w:r>
       <w:r>
         <w:rPr>
           <w:lang w:eastAsia="es-CO"/>
         </w:rPr>
+        <w:t>“</w:t>
+      </w:r>
+      <w:r>
+        <w:rPr>
+          <w:lang w:eastAsia="es-CO"/>
+        </w:rPr>
+        <w:t>NIIF 9 Instrumentos Financieros</w:t>
+      </w:r>
+      <w:r>
+        <w:rPr>
+          <w:lang w:eastAsia="es-CO"/>
+        </w:rPr>
+        <w:t>”</w:t>
+      </w:r>
+      <w:r>
+        <w:rPr>
+          <w:lang w:eastAsia="es-CO"/>
+        </w:rPr>
+        <w:t xml:space="preserve">, </w:t>
+      </w:r>
+      <w:r>
+        <w:rPr>
+          <w:lang w:eastAsia="es-CO"/>
+        </w:rPr>
+        <w:t>Norma Internacional de Contabilidad 1</w:t>
+      </w:r>
+      <w:r>
+        <w:rPr>
+          <w:lang w:eastAsia="es-CO"/>
+        </w:rPr>
         <w:t xml:space="preserve"> </w:t>
       </w:r>
       <w:r>
         <w:rPr>
           <w:lang w:eastAsia="es-CO"/>
         </w:rPr>
-        <w:t>- “</w:t>
+        <w:t>“</w:t>
       </w:r>
       <w:r>
         <w:rPr>
           <w:lang w:eastAsia="es-CO"/>
         </w:rPr>
-        <w:t>NIIF 9 Instrumentos Financieros</w:t>
+        <w:t>Presentación de Estados Financieros</w:t>
       </w:r>
       <w:r>
         <w:rPr>
           <w:lang w:eastAsia="es-CO"/>
         </w:rPr>
-        <w:t>”</w:t>
+        <w:t xml:space="preserve">”, Convergencia con las normas internacionales de información financiera NIFF en Colombia “Activos y pasivos financieros”, </w:t>
       </w:r>
       <w:r>
         <w:rPr>
           <w:lang w:eastAsia="es-CO"/>
         </w:rPr>
-        <w:t xml:space="preserve">, </w:t>
-      </w:r>
-      <w:r>
-        <w:rPr>
-          <w:lang w:eastAsia="es-CO"/>
-        </w:rPr>
-        <w:t>Norma Internacional de Contabilidad 1</w:t>
-      </w:r>
-      <w:r>
-        <w:rPr>
-          <w:lang w:eastAsia="es-CO"/>
-        </w:rPr>
-        <w:t xml:space="preserve"> </w:t>
-      </w:r>
-      <w:r>
-        <w:rPr>
-          <w:lang w:eastAsia="es-CO"/>
-        </w:rPr>
-        <w:t xml:space="preserve">- </w:t>
-      </w:r>
-      <w:r>
-        <w:rPr>
-          <w:lang w:eastAsia="es-CO"/>
-        </w:rPr>
-        <w:t>“</w:t>
-      </w:r>
-      <w:r>
-        <w:rPr>
-          <w:lang w:eastAsia="es-CO"/>
-        </w:rPr>
-        <w:t>Presentación de Estados Financieros</w:t>
-      </w:r>
-      <w:r>
-        <w:rPr>
-          <w:lang w:eastAsia="es-CO"/>
-        </w:rPr>
-        <w:t xml:space="preserve">”, Convergencia con las normas internacionales de información financiera NIFF en Colombia </w:t>
-      </w:r>
-      <w:r>
-        <w:rPr>
-          <w:lang w:eastAsia="es-CO"/>
-        </w:rPr>
-        <w:t xml:space="preserve">- </w:t>
-      </w:r>
-      <w:r>
-        <w:rPr>
-          <w:lang w:eastAsia="es-CO"/>
-        </w:rPr>
-        <w:t xml:space="preserve">“Activos y pasivos financieros”, </w:t>
-      </w:r>
-      <w:r>
-        <w:rPr>
-          <w:lang w:eastAsia="es-CO"/>
-        </w:rPr>
-        <w:t>Documento de orientación técnica 001 - “Contabilidad bajo los nuevos marcos técnicos normativos”</w:t>
+        <w:t>Documento de orientación técnica 001 “Contabilidad bajo los nuevos marcos técnicos normativos”</w:t>
       </w:r>
       <w:r>
         <w:rPr>
@@ -12864,7 +13795,7 @@
           <w:lang w:val="es-CO"/>
         </w:rPr>
       </w:pPr>
-      <w:bookmarkStart w:id="15" w:name="_Toc197526685"/>
+      <w:bookmarkStart w:id="15" w:name="_Toc197627348"/>
       <w:r>
         <w:rPr>
           <w:lang w:val="es-CO"/>
@@ -12924,10 +13855,10 @@
                     <pic:cNvPicPr/>
                   </pic:nvPicPr>
                   <pic:blipFill>
-                    <a:blip r:embed="rId13">
+                    <a:blip r:embed="rId10">
                       <a:extLst>
                         <a:ext uri="{96DAC541-7B7A-43D3-8B79-37D633B846F1}">
-                          <asvg:svgBlip xmlns:asvg="http://schemas.microsoft.com/office/drawing/2016/SVG/main" r:embed="rId14"/>
+                          <asvg:svgBlip xmlns:asvg="http://schemas.microsoft.com/office/drawing/2016/SVG/main" r:embed="rId11"/>
                         </a:ext>
                       </a:extLst>
                     </a:blip>
@@ -12976,7 +13907,7 @@
           <w:lang w:val="es-CO"/>
         </w:rPr>
       </w:pPr>
-      <w:bookmarkStart w:id="16" w:name="_Toc197526686"/>
+      <w:bookmarkStart w:id="16" w:name="_Toc197627349"/>
       <w:r>
         <w:rPr>
           <w:lang w:val="es-CO"/>
@@ -13160,7 +14091,7 @@
                 <w:rStyle w:val="Hipervnculo"/>
               </w:rPr>
             </w:pPr>
-            <w:hyperlink r:id="rId15" w:history="1">
+            <w:hyperlink r:id="rId12" w:history="1">
               <w:r>
                 <w:rPr>
                   <w:rStyle w:val="Hipervnculo"/>
@@ -13244,7 +14175,7 @@
             <w:pPr>
               <w:pStyle w:val="TextoTablas"/>
             </w:pPr>
-            <w:hyperlink r:id="rId16" w:history="1">
+            <w:hyperlink r:id="rId13" w:history="1">
               <w:r>
                 <w:rPr>
                   <w:rStyle w:val="Hipervnculo"/>
@@ -13331,7 +14262,7 @@
             <w:pPr>
               <w:pStyle w:val="TextoTablas"/>
             </w:pPr>
-            <w:hyperlink r:id="rId17" w:history="1">
+            <w:hyperlink r:id="rId14" w:history="1">
               <w:r>
                 <w:rPr>
                   <w:rStyle w:val="Hipervnculo"/>
@@ -13415,7 +14346,7 @@
             <w:pPr>
               <w:pStyle w:val="TextoTablas"/>
             </w:pPr>
-            <w:hyperlink r:id="rId18" w:history="1">
+            <w:hyperlink r:id="rId15" w:history="1">
               <w:r>
                 <w:rPr>
                   <w:rStyle w:val="Hipervnculo"/>
@@ -13441,7 +14372,7 @@
           <w:lang w:val="es-CO"/>
         </w:rPr>
       </w:pPr>
-      <w:bookmarkStart w:id="17" w:name="_Toc197526687"/>
+      <w:bookmarkStart w:id="17" w:name="_Toc197627350"/>
       <w:r>
         <w:rPr>
           <w:lang w:val="es-CO"/>
@@ -13508,47 +14439,7 @@
         <w:t>Debe y haber: </w:t>
       </w:r>
       <w:r>
-        <w:t xml:space="preserve">es el reconocimiento de que toda cuenta contable presenta aumentos y disminuciones acorde a la naturaleza de las cuentas; en ese sentido, las cuentas de activos, presentan sus aumentos en </w:t>
-      </w:r>
-      <w:proofErr w:type="spellStart"/>
-      <w:r>
-        <w:t>el</w:t>
-      </w:r>
-      <w:proofErr w:type="spellEnd"/>
-      <w:r>
-        <w:t xml:space="preserve"> debe y disminuciones en el haber, para las cuentas del pasivo, los aumentos se realizan en el haber y las disminuciones en </w:t>
-      </w:r>
-      <w:proofErr w:type="spellStart"/>
-      <w:r>
-        <w:t>el</w:t>
-      </w:r>
-      <w:proofErr w:type="spellEnd"/>
-      <w:r>
-        <w:t xml:space="preserve"> debe, para las cuentas del patrimonio, los aumentos se realizan en el haber y las disminuciones en </w:t>
-      </w:r>
-      <w:proofErr w:type="spellStart"/>
-      <w:r>
-        <w:t>el</w:t>
-      </w:r>
-      <w:proofErr w:type="spellEnd"/>
-      <w:r>
-        <w:t xml:space="preserve"> debe, para los ingresos, los aumentos se registran en el haber y las disminuciones en </w:t>
-      </w:r>
-      <w:proofErr w:type="spellStart"/>
-      <w:r>
-        <w:t>el</w:t>
-      </w:r>
-      <w:proofErr w:type="spellEnd"/>
-      <w:r>
-        <w:t xml:space="preserve"> debe, en el caso de los gastos, los aumentos se efectúan en </w:t>
-      </w:r>
-      <w:proofErr w:type="spellStart"/>
-      <w:r>
-        <w:t>el</w:t>
-      </w:r>
-      <w:proofErr w:type="spellEnd"/>
-      <w:r>
-        <w:t xml:space="preserve"> debe, al igual que las cuentas de costos.</w:t>
+        <w:t>es el reconocimiento de que toda cuenta contable presenta aumentos y disminuciones acorde a la naturaleza de las cuentas; en ese sentido, las cuentas de activos, presentan sus aumentos en el debe y disminuciones en el haber, para las cuentas del pasivo, los aumentos se realizan en el haber y las disminuciones en el debe, para las cuentas del patrimonio, los aumentos se realizan en el haber y las disminuciones en el debe, para los ingresos, los aumentos se registran en el haber y las disminuciones en el debe, en el caso de los gastos, los aumentos se efectúan en el debe, al igual que las cuentas de costos.</w:t>
       </w:r>
     </w:p>
     <w:p>
@@ -13589,7 +14480,7 @@
           <w:lang w:val="es-CO"/>
         </w:rPr>
       </w:pPr>
-      <w:bookmarkStart w:id="18" w:name="_Toc197526688"/>
+      <w:bookmarkStart w:id="18" w:name="_Toc197627351"/>
       <w:r>
         <w:rPr>
           <w:lang w:val="es-CO"/>
@@ -13607,20 +14498,11 @@
     </w:p>
     <w:p>
       <w:r>
-        <w:t>Actualícese</w:t>
-      </w:r>
-      <w:r>
-        <w:t xml:space="preserve"> (2020, 10 de diciembre) Método de la tasa de </w:t>
-      </w:r>
-      <w:r>
-        <w:t>interés</w:t>
-      </w:r>
-      <w:r>
-        <w:t xml:space="preserve"> efectiva.</w:t>
+        <w:t>Actualícese (2020, 10 de diciembre) Método de la tasa de interés efectiva.</w:t>
       </w:r>
     </w:p>
     <w:p>
-      <w:hyperlink r:id="rId19" w:history="1">
+      <w:hyperlink r:id="rId16" w:history="1">
         <w:r>
           <w:rPr>
             <w:rStyle w:val="Hipervnculo"/>
@@ -13636,7 +14518,7 @@
       <w:r>
         <w:t xml:space="preserve"> </w:t>
       </w:r>
-      <w:hyperlink r:id="rId20" w:anchor="Reserva_legal_en_la_sociedad_en_la_sociedad_anonima" w:history="1">
+      <w:hyperlink r:id="rId17" w:anchor="Reserva_legal_en_la_sociedad_en_la_sociedad_anonima" w:history="1">
         <w:r>
           <w:rPr>
             <w:rStyle w:val="Hipervnculo"/>
@@ -13651,7 +14533,7 @@
       </w:r>
     </w:p>
     <w:p>
-      <w:hyperlink r:id="rId21" w:history="1">
+      <w:hyperlink r:id="rId18" w:history="1">
         <w:r>
           <w:rPr>
             <w:rStyle w:val="Hipervnculo"/>
@@ -13667,7 +14549,7 @@
       <w:r>
         <w:t xml:space="preserve"> </w:t>
       </w:r>
-      <w:hyperlink r:id="rId22" w:history="1">
+      <w:hyperlink r:id="rId19" w:history="1">
         <w:r>
           <w:rPr>
             <w:rStyle w:val="Hipervnculo"/>
@@ -13683,7 +14565,7 @@
       <w:r>
         <w:t xml:space="preserve"> </w:t>
       </w:r>
-      <w:hyperlink r:id="rId23" w:history="1">
+      <w:hyperlink r:id="rId20" w:history="1">
         <w:r>
           <w:rPr>
             <w:rStyle w:val="Hipervnculo"/>
@@ -13701,7 +14583,7 @@
       </w:r>
     </w:p>
     <w:p>
-      <w:hyperlink r:id="rId24" w:history="1">
+      <w:hyperlink r:id="rId21" w:history="1">
         <w:r>
           <w:rPr>
             <w:rStyle w:val="Hipervnculo"/>
@@ -13722,7 +14604,7 @@
           <w:lang w:val="es-CO"/>
         </w:rPr>
       </w:pPr>
-      <w:bookmarkStart w:id="19" w:name="_Toc197526689"/>
+      <w:bookmarkStart w:id="19" w:name="_Toc197627352"/>
       <w:r>
         <w:rPr>
           <w:lang w:val="es-CO"/>
@@ -14660,12 +15542,13 @@
       </w:pPr>
     </w:p>
     <w:sectPr>
-      <w:headerReference w:type="default" r:id="rId25"/>
-      <w:footerReference w:type="default" r:id="rId26"/>
+      <w:headerReference w:type="default" r:id="rId22"/>
+      <w:footerReference w:type="default" r:id="rId23"/>
       <w:pgSz w:w="12240" w:h="15840"/>
       <w:pgMar w:top="1701" w:right="1134" w:bottom="1134" w:left="1134" w:header="709" w:footer="737" w:gutter="0"/>
       <w:pgNumType w:start="1"/>
       <w:cols w:space="708"/>
+      <w:titlePg/>
       <w:docGrid w:linePitch="381"/>
     </w:sectPr>
   </w:body>
@@ -14901,7 +15784,7 @@
         <w:lang w:eastAsia="es-CO"/>
       </w:rPr>
       <w:drawing>
-        <wp:anchor distT="0" distB="0" distL="114300" distR="114300" simplePos="0" relativeHeight="251659264" behindDoc="0" locked="0" layoutInCell="1" allowOverlap="1" wp14:anchorId="7C04AEC5" wp14:editId="13C06F2B">
+        <wp:anchor distT="0" distB="0" distL="114300" distR="114300" simplePos="0" relativeHeight="251659264" behindDoc="0" locked="0" layoutInCell="1" allowOverlap="1" wp14:anchorId="7C04AEC5" wp14:editId="1CFAE094">
           <wp:simplePos x="0" y="0"/>
           <wp:positionH relativeFrom="margin">
             <wp:posOffset>6201104</wp:posOffset>
@@ -34103,13 +34986,13 @@
 </file>
 
 <file path=customXml/itemProps2.xml><?xml version="1.0" encoding="utf-8"?>
-<ds:datastoreItem xmlns:ds="http://schemas.openxmlformats.org/officeDocument/2006/customXml" ds:itemID="{CF69A9E4-B3E4-4DC8-B816-291EDF8E4061}"/>
+<ds:datastoreItem xmlns:ds="http://schemas.openxmlformats.org/officeDocument/2006/customXml" ds:itemID="{9BE82D56-DE9E-4B47-AD10-E9E80F851E35}"/>
 </file>
 
 <file path=customXml/itemProps3.xml><?xml version="1.0" encoding="utf-8"?>
-<ds:datastoreItem xmlns:ds="http://schemas.openxmlformats.org/officeDocument/2006/customXml" ds:itemID="{F8FC5104-F064-4641-B2CD-DA2BE408F22C}"/>
+<ds:datastoreItem xmlns:ds="http://schemas.openxmlformats.org/officeDocument/2006/customXml" ds:itemID="{EB914592-BC2A-4E60-8186-3D27C5FD5B24}"/>
 </file>
 
 <file path=customXml/itemProps4.xml><?xml version="1.0" encoding="utf-8"?>
-<ds:datastoreItem xmlns:ds="http://schemas.openxmlformats.org/officeDocument/2006/customXml" ds:itemID="{A517DFD1-1585-4C9B-A3C3-8AF0213C6AFC}"/>
+<ds:datastoreItem xmlns:ds="http://schemas.openxmlformats.org/officeDocument/2006/customXml" ds:itemID="{E58EA4E1-277B-45BA-916D-3392CF31483E}"/>
 </file>
--- a/fuentes/123101_CF07_DU.docx
+++ b/fuentes/123101_CF07_DU.docx
@@ -519,7 +519,7 @@
           <w:r>
             <w:fldChar w:fldCharType="separate"/>
           </w:r>
-          <w:hyperlink w:anchor="_Toc197627333" w:history="1">
+          <w:hyperlink w:anchor="_Toc198372984" w:history="1">
             <w:r>
               <w:rPr>
                 <w:rStyle w:val="Hipervnculo"/>
@@ -546,7 +546,7 @@
                 <w:noProof/>
                 <w:webHidden/>
               </w:rPr>
-              <w:instrText xml:space="preserve"> PAGEREF _Toc197627333 \h </w:instrText>
+              <w:instrText xml:space="preserve"> PAGEREF _Toc198372984 \h </w:instrText>
             </w:r>
             <w:r>
               <w:rPr>
@@ -592,7 +592,7 @@
               <w:lang w:eastAsia="es-CO"/>
             </w:rPr>
           </w:pPr>
-          <w:hyperlink w:anchor="_Toc197627334" w:history="1">
+          <w:hyperlink w:anchor="_Toc198372985" w:history="1">
             <w:r>
               <w:rPr>
                 <w:rStyle w:val="Hipervnculo"/>
@@ -636,7 +636,7 @@
                 <w:noProof/>
                 <w:webHidden/>
               </w:rPr>
-              <w:instrText xml:space="preserve"> PAGEREF _Toc197627334 \h </w:instrText>
+              <w:instrText xml:space="preserve"> PAGEREF _Toc198372985 \h </w:instrText>
             </w:r>
             <w:r>
               <w:rPr>
@@ -682,7 +682,7 @@
               <w:lang w:eastAsia="es-CO"/>
             </w:rPr>
           </w:pPr>
-          <w:hyperlink w:anchor="_Toc197627335" w:history="1">
+          <w:hyperlink w:anchor="_Toc198372986" w:history="1">
             <w:r>
               <w:rPr>
                 <w:rStyle w:val="Hipervnculo"/>
@@ -732,7 +732,7 @@
                 <w:noProof/>
                 <w:webHidden/>
               </w:rPr>
-              <w:instrText xml:space="preserve"> PAGEREF _Toc197627335 \h </w:instrText>
+              <w:instrText xml:space="preserve"> PAGEREF _Toc198372986 \h </w:instrText>
             </w:r>
             <w:r>
               <w:rPr>
@@ -778,7 +778,7 @@
               <w:lang w:eastAsia="es-CO"/>
             </w:rPr>
           </w:pPr>
-          <w:hyperlink w:anchor="_Toc197627336" w:history="1">
+          <w:hyperlink w:anchor="_Toc198372987" w:history="1">
             <w:r>
               <w:rPr>
                 <w:rStyle w:val="Hipervnculo"/>
@@ -828,7 +828,7 @@
                 <w:noProof/>
                 <w:webHidden/>
               </w:rPr>
-              <w:instrText xml:space="preserve"> PAGEREF _Toc197627336 \h </w:instrText>
+              <w:instrText xml:space="preserve"> PAGEREF _Toc198372987 \h </w:instrText>
             </w:r>
             <w:r>
               <w:rPr>
@@ -874,7 +874,7 @@
               <w:lang w:eastAsia="es-CO"/>
             </w:rPr>
           </w:pPr>
-          <w:hyperlink w:anchor="_Toc197627337" w:history="1">
+          <w:hyperlink w:anchor="_Toc198372988" w:history="1">
             <w:r>
               <w:rPr>
                 <w:rStyle w:val="Hipervnculo"/>
@@ -924,7 +924,7 @@
                 <w:noProof/>
                 <w:webHidden/>
               </w:rPr>
-              <w:instrText xml:space="preserve"> PAGEREF _Toc197627337 \h </w:instrText>
+              <w:instrText xml:space="preserve"> PAGEREF _Toc198372988 \h </w:instrText>
             </w:r>
             <w:r>
               <w:rPr>
@@ -970,7 +970,7 @@
               <w:lang w:eastAsia="es-CO"/>
             </w:rPr>
           </w:pPr>
-          <w:hyperlink w:anchor="_Toc197627338" w:history="1">
+          <w:hyperlink w:anchor="_Toc198372989" w:history="1">
             <w:r>
               <w:rPr>
                 <w:rStyle w:val="Hipervnculo"/>
@@ -1020,7 +1020,7 @@
                 <w:noProof/>
                 <w:webHidden/>
               </w:rPr>
-              <w:instrText xml:space="preserve"> PAGEREF _Toc197627338 \h </w:instrText>
+              <w:instrText xml:space="preserve"> PAGEREF _Toc198372989 \h </w:instrText>
             </w:r>
             <w:r>
               <w:rPr>
@@ -1066,7 +1066,7 @@
               <w:lang w:eastAsia="es-CO"/>
             </w:rPr>
           </w:pPr>
-          <w:hyperlink w:anchor="_Toc197627339" w:history="1">
+          <w:hyperlink w:anchor="_Toc198372990" w:history="1">
             <w:r>
               <w:rPr>
                 <w:rStyle w:val="Hipervnculo"/>
@@ -1116,7 +1116,7 @@
                 <w:noProof/>
                 <w:webHidden/>
               </w:rPr>
-              <w:instrText xml:space="preserve"> PAGEREF _Toc197627339 \h </w:instrText>
+              <w:instrText xml:space="preserve"> PAGEREF _Toc198372990 \h </w:instrText>
             </w:r>
             <w:r>
               <w:rPr>
@@ -1162,7 +1162,7 @@
               <w:lang w:eastAsia="es-CO"/>
             </w:rPr>
           </w:pPr>
-          <w:hyperlink w:anchor="_Toc197627340" w:history="1">
+          <w:hyperlink w:anchor="_Toc198372991" w:history="1">
             <w:r>
               <w:rPr>
                 <w:rStyle w:val="Hipervnculo"/>
@@ -1212,7 +1212,7 @@
                 <w:noProof/>
                 <w:webHidden/>
               </w:rPr>
-              <w:instrText xml:space="preserve"> PAGEREF _Toc197627340 \h </w:instrText>
+              <w:instrText xml:space="preserve"> PAGEREF _Toc198372991 \h </w:instrText>
             </w:r>
             <w:r>
               <w:rPr>
@@ -1258,7 +1258,7 @@
               <w:lang w:eastAsia="es-CO"/>
             </w:rPr>
           </w:pPr>
-          <w:hyperlink w:anchor="_Toc197627341" w:history="1">
+          <w:hyperlink w:anchor="_Toc198372992" w:history="1">
             <w:r>
               <w:rPr>
                 <w:rStyle w:val="Hipervnculo"/>
@@ -1308,7 +1308,7 @@
                 <w:noProof/>
                 <w:webHidden/>
               </w:rPr>
-              <w:instrText xml:space="preserve"> PAGEREF _Toc197627341 \h </w:instrText>
+              <w:instrText xml:space="preserve"> PAGEREF _Toc198372992 \h </w:instrText>
             </w:r>
             <w:r>
               <w:rPr>
@@ -1354,7 +1354,7 @@
               <w:lang w:eastAsia="es-CO"/>
             </w:rPr>
           </w:pPr>
-          <w:hyperlink w:anchor="_Toc197627342" w:history="1">
+          <w:hyperlink w:anchor="_Toc198372993" w:history="1">
             <w:r>
               <w:rPr>
                 <w:rStyle w:val="Hipervnculo"/>
@@ -1398,7 +1398,7 @@
                 <w:noProof/>
                 <w:webHidden/>
               </w:rPr>
-              <w:instrText xml:space="preserve"> PAGEREF _Toc197627342 \h </w:instrText>
+              <w:instrText xml:space="preserve"> PAGEREF _Toc198372993 \h </w:instrText>
             </w:r>
             <w:r>
               <w:rPr>
@@ -1444,7 +1444,7 @@
               <w:lang w:eastAsia="es-CO"/>
             </w:rPr>
           </w:pPr>
-          <w:hyperlink w:anchor="_Toc197627343" w:history="1">
+          <w:hyperlink w:anchor="_Toc198372994" w:history="1">
             <w:r>
               <w:rPr>
                 <w:rStyle w:val="Hipervnculo"/>
@@ -1494,7 +1494,7 @@
                 <w:noProof/>
                 <w:webHidden/>
               </w:rPr>
-              <w:instrText xml:space="preserve"> PAGEREF _Toc197627343 \h </w:instrText>
+              <w:instrText xml:space="preserve"> PAGEREF _Toc198372994 \h </w:instrText>
             </w:r>
             <w:r>
               <w:rPr>
@@ -1540,7 +1540,7 @@
               <w:lang w:eastAsia="es-CO"/>
             </w:rPr>
           </w:pPr>
-          <w:hyperlink w:anchor="_Toc197627344" w:history="1">
+          <w:hyperlink w:anchor="_Toc198372995" w:history="1">
             <w:r>
               <w:rPr>
                 <w:rStyle w:val="Hipervnculo"/>
@@ -1590,7 +1590,7 @@
                 <w:noProof/>
                 <w:webHidden/>
               </w:rPr>
-              <w:instrText xml:space="preserve"> PAGEREF _Toc197627344 \h </w:instrText>
+              <w:instrText xml:space="preserve"> PAGEREF _Toc198372995 \h </w:instrText>
             </w:r>
             <w:r>
               <w:rPr>
@@ -1636,7 +1636,7 @@
               <w:lang w:eastAsia="es-CO"/>
             </w:rPr>
           </w:pPr>
-          <w:hyperlink w:anchor="_Toc197627345" w:history="1">
+          <w:hyperlink w:anchor="_Toc198372996" w:history="1">
             <w:r>
               <w:rPr>
                 <w:rStyle w:val="Hipervnculo"/>
@@ -1686,7 +1686,7 @@
                 <w:noProof/>
                 <w:webHidden/>
               </w:rPr>
-              <w:instrText xml:space="preserve"> PAGEREF _Toc197627345 \h </w:instrText>
+              <w:instrText xml:space="preserve"> PAGEREF _Toc198372996 \h </w:instrText>
             </w:r>
             <w:r>
               <w:rPr>
@@ -1732,7 +1732,7 @@
               <w:lang w:eastAsia="es-CO"/>
             </w:rPr>
           </w:pPr>
-          <w:hyperlink w:anchor="_Toc197627346" w:history="1">
+          <w:hyperlink w:anchor="_Toc198372997" w:history="1">
             <w:r>
               <w:rPr>
                 <w:rStyle w:val="Hipervnculo"/>
@@ -1782,7 +1782,7 @@
                 <w:noProof/>
                 <w:webHidden/>
               </w:rPr>
-              <w:instrText xml:space="preserve"> PAGEREF _Toc197627346 \h </w:instrText>
+              <w:instrText xml:space="preserve"> PAGEREF _Toc198372997 \h </w:instrText>
             </w:r>
             <w:r>
               <w:rPr>
@@ -1828,7 +1828,7 @@
               <w:lang w:eastAsia="es-CO"/>
             </w:rPr>
           </w:pPr>
-          <w:hyperlink w:anchor="_Toc197627347" w:history="1">
+          <w:hyperlink w:anchor="_Toc198372998" w:history="1">
             <w:r>
               <w:rPr>
                 <w:rStyle w:val="Hipervnculo"/>
@@ -1878,7 +1878,7 @@
                 <w:noProof/>
                 <w:webHidden/>
               </w:rPr>
-              <w:instrText xml:space="preserve"> PAGEREF _Toc197627347 \h </w:instrText>
+              <w:instrText xml:space="preserve"> PAGEREF _Toc198372998 \h </w:instrText>
             </w:r>
             <w:r>
               <w:rPr>
@@ -1923,7 +1923,7 @@
               <w:lang w:eastAsia="es-CO"/>
             </w:rPr>
           </w:pPr>
-          <w:hyperlink w:anchor="_Toc197627348" w:history="1">
+          <w:hyperlink w:anchor="_Toc198372999" w:history="1">
             <w:r>
               <w:rPr>
                 <w:rStyle w:val="Hipervnculo"/>
@@ -1950,7 +1950,7 @@
                 <w:noProof/>
                 <w:webHidden/>
               </w:rPr>
-              <w:instrText xml:space="preserve"> PAGEREF _Toc197627348 \h </w:instrText>
+              <w:instrText xml:space="preserve"> PAGEREF _Toc198372999 \h </w:instrText>
             </w:r>
             <w:r>
               <w:rPr>
@@ -1970,7 +1970,7 @@
                 <w:noProof/>
                 <w:webHidden/>
               </w:rPr>
-              <w:t>34</w:t>
+              <w:t>35</w:t>
             </w:r>
             <w:r>
               <w:rPr>
@@ -1995,7 +1995,7 @@
               <w:lang w:eastAsia="es-CO"/>
             </w:rPr>
           </w:pPr>
-          <w:hyperlink w:anchor="_Toc197627349" w:history="1">
+          <w:hyperlink w:anchor="_Toc198373000" w:history="1">
             <w:r>
               <w:rPr>
                 <w:rStyle w:val="Hipervnculo"/>
@@ -2022,7 +2022,7 @@
                 <w:noProof/>
                 <w:webHidden/>
               </w:rPr>
-              <w:instrText xml:space="preserve"> PAGEREF _Toc197627349 \h </w:instrText>
+              <w:instrText xml:space="preserve"> PAGEREF _Toc198373000 \h </w:instrText>
             </w:r>
             <w:r>
               <w:rPr>
@@ -2042,7 +2042,7 @@
                 <w:noProof/>
                 <w:webHidden/>
               </w:rPr>
-              <w:t>35</w:t>
+              <w:t>36</w:t>
             </w:r>
             <w:r>
               <w:rPr>
@@ -2067,7 +2067,7 @@
               <w:lang w:eastAsia="es-CO"/>
             </w:rPr>
           </w:pPr>
-          <w:hyperlink w:anchor="_Toc197627350" w:history="1">
+          <w:hyperlink w:anchor="_Toc198373001" w:history="1">
             <w:r>
               <w:rPr>
                 <w:rStyle w:val="Hipervnculo"/>
@@ -2094,7 +2094,7 @@
                 <w:noProof/>
                 <w:webHidden/>
               </w:rPr>
-              <w:instrText xml:space="preserve"> PAGEREF _Toc197627350 \h </w:instrText>
+              <w:instrText xml:space="preserve"> PAGEREF _Toc198373001 \h </w:instrText>
             </w:r>
             <w:r>
               <w:rPr>
@@ -2114,7 +2114,7 @@
                 <w:noProof/>
                 <w:webHidden/>
               </w:rPr>
-              <w:t>36</w:t>
+              <w:t>37</w:t>
             </w:r>
             <w:r>
               <w:rPr>
@@ -2139,7 +2139,7 @@
               <w:lang w:eastAsia="es-CO"/>
             </w:rPr>
           </w:pPr>
-          <w:hyperlink w:anchor="_Toc197627351" w:history="1">
+          <w:hyperlink w:anchor="_Toc198373002" w:history="1">
             <w:r>
               <w:rPr>
                 <w:rStyle w:val="Hipervnculo"/>
@@ -2166,7 +2166,7 @@
                 <w:noProof/>
                 <w:webHidden/>
               </w:rPr>
-              <w:instrText xml:space="preserve"> PAGEREF _Toc197627351 \h </w:instrText>
+              <w:instrText xml:space="preserve"> PAGEREF _Toc198373002 \h </w:instrText>
             </w:r>
             <w:r>
               <w:rPr>
@@ -2186,7 +2186,7 @@
                 <w:noProof/>
                 <w:webHidden/>
               </w:rPr>
-              <w:t>38</w:t>
+              <w:t>39</w:t>
             </w:r>
             <w:r>
               <w:rPr>
@@ -2211,7 +2211,7 @@
               <w:lang w:eastAsia="es-CO"/>
             </w:rPr>
           </w:pPr>
-          <w:hyperlink w:anchor="_Toc197627352" w:history="1">
+          <w:hyperlink w:anchor="_Toc198373003" w:history="1">
             <w:r>
               <w:rPr>
                 <w:rStyle w:val="Hipervnculo"/>
@@ -2238,7 +2238,7 @@
                 <w:noProof/>
                 <w:webHidden/>
               </w:rPr>
-              <w:instrText xml:space="preserve"> PAGEREF _Toc197627352 \h </w:instrText>
+              <w:instrText xml:space="preserve"> PAGEREF _Toc198373003 \h </w:instrText>
             </w:r>
             <w:r>
               <w:rPr>
@@ -2258,7 +2258,7 @@
                 <w:noProof/>
                 <w:webHidden/>
               </w:rPr>
-              <w:t>39</w:t>
+              <w:t>40</w:t>
             </w:r>
             <w:r>
               <w:rPr>
@@ -2280,7 +2280,7 @@
       <w:pPr>
         <w:pStyle w:val="Titulosgenerales"/>
       </w:pPr>
-      <w:bookmarkStart w:id="0" w:name="_Toc197627333"/>
+      <w:bookmarkStart w:id="0" w:name="_Toc198372984"/>
       <w:r>
         <w:lastRenderedPageBreak/>
         <w:t>Introducción</w:t>
@@ -2318,7 +2318,7 @@
           <w:lang w:val="es-CO"/>
         </w:rPr>
       </w:pPr>
-      <w:bookmarkStart w:id="1" w:name="_Toc197627334"/>
+      <w:bookmarkStart w:id="1" w:name="_Toc198372985"/>
       <w:r>
         <w:rPr>
           <w:lang w:val="es-CO"/>
@@ -2441,7 +2441,7 @@
       <w:pPr>
         <w:pStyle w:val="Ttulo2"/>
       </w:pPr>
-      <w:bookmarkStart w:id="2" w:name="_Toc197627335"/>
+      <w:bookmarkStart w:id="2" w:name="_Toc198372986"/>
       <w:r>
         <w:t>Política contable</w:t>
       </w:r>
@@ -2468,10 +2468,18 @@
       </w:pPr>
       <w:r>
         <w:rPr>
+          <w:b/>
+          <w:bCs/>
           <w:lang w:val="es-419" w:eastAsia="es-CO"/>
         </w:rPr>
         <w:lastRenderedPageBreak/>
-        <w:t>Una política contable debe contener:</w:t>
+        <w:t>Una política contable debe contener</w:t>
+      </w:r>
+      <w:r>
+        <w:rPr>
+          <w:lang w:val="es-419" w:eastAsia="es-CO"/>
+        </w:rPr>
+        <w:t>:</w:t>
       </w:r>
     </w:p>
     <w:p>
@@ -2655,7 +2663,31 @@
         <w:rPr>
           <w:lang w:val="es-419" w:eastAsia="es-CO"/>
         </w:rPr>
-        <w:t>Lo previsto en la Sección 11 y Sección 12 si pertenece al grupo número dos pymes.</w:t>
+        <w:t xml:space="preserve">Lo previsto en la </w:t>
+      </w:r>
+      <w:r>
+        <w:rPr>
+          <w:lang w:val="es-419" w:eastAsia="es-CO"/>
+        </w:rPr>
+        <w:t>s</w:t>
+      </w:r>
+      <w:r>
+        <w:rPr>
+          <w:lang w:val="es-419" w:eastAsia="es-CO"/>
+        </w:rPr>
+        <w:t xml:space="preserve">ección 11 y </w:t>
+      </w:r>
+      <w:r>
+        <w:rPr>
+          <w:lang w:val="es-419" w:eastAsia="es-CO"/>
+        </w:rPr>
+        <w:t>s</w:t>
+      </w:r>
+      <w:r>
+        <w:rPr>
+          <w:lang w:val="es-419" w:eastAsia="es-CO"/>
+        </w:rPr>
+        <w:t>ección 12 si pertenece al grupo número dos pymes.</w:t>
       </w:r>
     </w:p>
     <w:p>
@@ -2694,7 +2726,7 @@
       <w:pPr>
         <w:pStyle w:val="Ttulo2"/>
       </w:pPr>
-      <w:bookmarkStart w:id="3" w:name="_Toc197627336"/>
+      <w:bookmarkStart w:id="3" w:name="_Toc198372987"/>
       <w:r>
         <w:t>Instrumentos financieros</w:t>
       </w:r>
@@ -3058,6 +3090,8 @@
       </w:pPr>
       <w:r>
         <w:rPr>
+          <w:b/>
+          <w:bCs/>
           <w:lang w:val="es-419" w:eastAsia="es-CO"/>
         </w:rPr>
         <w:t>Al fin del año 1 reconocimiento posterior del componente financiero</w:t>
@@ -3309,6 +3343,8 @@
       </w:pPr>
       <w:r>
         <w:rPr>
+          <w:b/>
+          <w:bCs/>
           <w:lang w:val="es-419" w:eastAsia="es-CO"/>
         </w:rPr>
         <w:lastRenderedPageBreak/>
@@ -3570,6 +3606,8 @@
       </w:pPr>
       <w:r>
         <w:rPr>
+          <w:b/>
+          <w:bCs/>
           <w:lang w:val="es-419" w:eastAsia="es-CO"/>
         </w:rPr>
         <w:t>Por reclasificar el crédito del largo al corto plazo</w:t>
@@ -3836,9 +3874,17 @@
       </w:pPr>
       <w:r>
         <w:rPr>
+          <w:b/>
+          <w:bCs/>
           <w:lang w:eastAsia="es-CO"/>
         </w:rPr>
-        <w:t>Reconocimiento por cobro de crédito.</w:t>
+        <w:t>Reconocimiento por cobro de crédito</w:t>
+      </w:r>
+      <w:r>
+        <w:rPr>
+          <w:lang w:eastAsia="es-CO"/>
+        </w:rPr>
+        <w:t>.</w:t>
       </w:r>
     </w:p>
     <w:p>
@@ -4336,7 +4382,7 @@
       <w:pPr>
         <w:pStyle w:val="Ttulo2"/>
       </w:pPr>
-      <w:bookmarkStart w:id="4" w:name="_Toc197627337"/>
+      <w:bookmarkStart w:id="4" w:name="_Toc198372988"/>
       <w:r>
         <w:t>Obligaciones con terceros</w:t>
       </w:r>
@@ -5287,7 +5333,7 @@
       <w:pPr>
         <w:pStyle w:val="Ttulo2"/>
       </w:pPr>
-      <w:bookmarkStart w:id="5" w:name="_Toc197627338"/>
+      <w:bookmarkStart w:id="5" w:name="_Toc198372989"/>
       <w:r>
         <w:t>Pasivos contingentes</w:t>
       </w:r>
@@ -5319,7 +5365,7 @@
           <w:bCs/>
           <w:lang w:val="es-CO"/>
         </w:rPr>
-        <w:t>Provisiones:</w:t>
+        <w:t>Provisiones</w:t>
       </w:r>
     </w:p>
     <w:p>
@@ -5397,7 +5443,7 @@
       <w:pPr>
         <w:pStyle w:val="Ttulo2"/>
       </w:pPr>
-      <w:bookmarkStart w:id="6" w:name="_Toc197627339"/>
+      <w:bookmarkStart w:id="6" w:name="_Toc198372990"/>
       <w:r>
         <w:t>Diferencia entre pasivo financiero e instrumento de patrimonio</w:t>
       </w:r>
@@ -5446,7 +5492,7 @@
       <w:pPr>
         <w:pStyle w:val="Ttulo2"/>
       </w:pPr>
-      <w:bookmarkStart w:id="7" w:name="_Toc197627340"/>
+      <w:bookmarkStart w:id="7" w:name="_Toc198372991"/>
       <w:r>
         <w:t>Instrumentos financieros pasivos y activos</w:t>
       </w:r>
@@ -6075,9 +6121,17 @@
       </w:pPr>
       <w:r>
         <w:rPr>
-          <w:lang w:val="es-419" w:eastAsia="es-CO"/>
-        </w:rPr>
-        <w:t>Se requiere:</w:t>
+          <w:b/>
+          <w:bCs/>
+          <w:lang w:val="es-419" w:eastAsia="es-CO"/>
+        </w:rPr>
+        <w:t>Se requiere</w:t>
+      </w:r>
+      <w:r>
+        <w:rPr>
+          <w:lang w:val="es-419" w:eastAsia="es-CO"/>
+        </w:rPr>
+        <w:t>:</w:t>
       </w:r>
     </w:p>
     <w:p>
@@ -8187,7 +8241,7 @@
       <w:pPr>
         <w:pStyle w:val="Ttulo2"/>
       </w:pPr>
-      <w:bookmarkStart w:id="8" w:name="_Toc197627341"/>
+      <w:bookmarkStart w:id="8" w:name="_Toc198372992"/>
       <w:r>
         <w:t>Reconocimiento, medición, presentación, revelación</w:t>
       </w:r>
@@ -8307,18 +8361,27 @@
         </w:rPr>
         <w:t xml:space="preserve"> </w:t>
       </w:r>
-      <w:r>
-        <w:rPr>
-          <w:lang w:val="es-419" w:eastAsia="es-CO"/>
-        </w:rPr>
-        <w:t xml:space="preserve">La medición se efectúa de acuerdo con el modelo de negocio del suscriptor. A valor razonable con cambios en el resultado del </w:t>
+    </w:p>
+    <w:p>
+      <w:pPr>
+        <w:pStyle w:val="Prrafodelista"/>
+        <w:ind w:left="1429" w:firstLine="0"/>
+        <w:rPr>
+          <w:lang w:val="es-419" w:eastAsia="es-CO"/>
+        </w:rPr>
+      </w:pPr>
+      <w:r>
+        <w:rPr>
+          <w:lang w:val="es-419" w:eastAsia="es-CO"/>
+        </w:rPr>
+        <w:t xml:space="preserve">La medición se efectúa de acuerdo con el modelo de negocio del suscriptor. A valor razonable con cambios en el resultado del ejercicio, a </w:t>
       </w:r>
       <w:r>
         <w:rPr>
           <w:lang w:val="es-419" w:eastAsia="es-CO"/>
         </w:rPr>
         <w:lastRenderedPageBreak/>
-        <w:t>ejercicio, a costo amortizado con el interés efectivo y a valor razonable con cambios en el patrimonio de la sociedad.</w:t>
+        <w:t>costo amortizado con el interés efectivo y a valor razonable con cambios en el patrimonio de la sociedad.</w:t>
       </w:r>
     </w:p>
     <w:p>
@@ -8442,6 +8505,25 @@
           <w:lang w:val="es-419" w:eastAsia="es-CO"/>
         </w:rPr>
         <w:t>Amortización contractual</w:t>
+      </w:r>
+    </w:p>
+    <w:p>
+      <w:pPr>
+        <w:rPr>
+          <w:lang w:val="es-419" w:eastAsia="es-CO"/>
+        </w:rPr>
+      </w:pPr>
+      <w:r>
+        <w:rPr>
+          <w:lang w:val="es-419" w:eastAsia="es-CO"/>
+        </w:rPr>
+        <w:t>P</w:t>
+      </w:r>
+      <w:r>
+        <w:rPr>
+          <w:lang w:val="es-419" w:eastAsia="es-CO"/>
+        </w:rPr>
+        <w:t>ara el reconocimiento de los abonos a capital e intereses incluidos en cada cuota por pagar.</w:t>
       </w:r>
     </w:p>
     <w:tbl>
@@ -8685,6 +8767,7 @@
               <w:jc w:val="center"/>
             </w:pPr>
             <w:r>
+              <w:lastRenderedPageBreak/>
               <w:t>2</w:t>
             </w:r>
           </w:p>
@@ -8860,7 +8943,6 @@
               <w:jc w:val="center"/>
             </w:pPr>
             <w:r>
-              <w:lastRenderedPageBreak/>
               <w:t>4</w:t>
             </w:r>
           </w:p>
@@ -9312,23 +9394,9 @@
     </w:p>
     <w:p>
       <w:pPr>
-        <w:rPr>
-          <w:lang w:val="es-419" w:eastAsia="es-CO"/>
-        </w:rPr>
-      </w:pPr>
-    </w:p>
-    <w:p>
-      <w:pPr>
-        <w:rPr>
-          <w:lang w:val="es-419" w:eastAsia="es-CO"/>
-        </w:rPr>
-      </w:pPr>
-    </w:p>
-    <w:p>
-      <w:pPr>
         <w:pStyle w:val="Ttulo1"/>
       </w:pPr>
-      <w:bookmarkStart w:id="9" w:name="_Toc197627342"/>
+      <w:bookmarkStart w:id="9" w:name="_Toc198372993"/>
       <w:r>
         <w:lastRenderedPageBreak/>
         <w:t>Instrumentos de patrimonio</w:t>
@@ -9391,7 +9459,7 @@
       <w:pPr>
         <w:pStyle w:val="Ttulo2"/>
       </w:pPr>
-      <w:bookmarkStart w:id="10" w:name="_Toc197627343"/>
+      <w:bookmarkStart w:id="10" w:name="_Toc198372994"/>
       <w:r>
         <w:t>Reconocimiento, medición, presentación, revelación</w:t>
       </w:r>
@@ -10457,7 +10525,7 @@
       <w:pPr>
         <w:pStyle w:val="Ttulo2"/>
       </w:pPr>
-      <w:bookmarkStart w:id="11" w:name="_Toc197627344"/>
+      <w:bookmarkStart w:id="11" w:name="_Toc198372995"/>
       <w:r>
         <w:t>Aportes de capital</w:t>
       </w:r>
@@ -11352,11 +11420,6 @@
           <w:lang w:val="es-419" w:eastAsia="es-CO"/>
         </w:rPr>
         <w:tab/>
-      </w:r>
-      <w:r>
-        <w:rPr>
-          <w:lang w:val="es-419" w:eastAsia="es-CO"/>
-        </w:rPr>
         <w:t xml:space="preserve">                                      </w:t>
       </w:r>
       <w:r>
@@ -11364,11 +11427,6 @@
           <w:lang w:val="es-419" w:eastAsia="es-CO"/>
         </w:rPr>
         <w:tab/>
-      </w:r>
-      <w:r>
-        <w:rPr>
-          <w:lang w:val="es-419" w:eastAsia="es-CO"/>
-        </w:rPr>
         <w:t xml:space="preserve">        150.000.000</w:t>
       </w:r>
     </w:p>
@@ -11983,13 +12041,7 @@
           <w:lang w:val="es-419" w:eastAsia="es-CO"/>
         </w:rPr>
         <w:tab/>
-        <w:t xml:space="preserve">    </w:t>
-      </w:r>
-      <w:r>
-        <w:rPr>
-          <w:lang w:val="es-419" w:eastAsia="es-CO"/>
-        </w:rPr>
-        <w:t>$0</w:t>
+        <w:t xml:space="preserve">    $0</w:t>
       </w:r>
     </w:p>
     <w:p>
@@ -12085,19 +12137,7 @@
           <w:lang w:val="es-419" w:eastAsia="es-CO"/>
         </w:rPr>
         <w:tab/>
-        <w:t xml:space="preserve">      $</w:t>
-      </w:r>
-      <w:r>
-        <w:rPr>
-          <w:lang w:val="es-419" w:eastAsia="es-CO"/>
-        </w:rPr>
-        <w:t>300</w:t>
-      </w:r>
-      <w:r>
-        <w:rPr>
-          <w:lang w:val="es-419" w:eastAsia="es-CO"/>
-        </w:rPr>
-        <w:t>.000.000</w:t>
+        <w:t xml:space="preserve">      $300.000.000</w:t>
       </w:r>
     </w:p>
     <w:p>
@@ -12144,49 +12184,7 @@
           <w:lang w:val="es-419" w:eastAsia="es-CO"/>
         </w:rPr>
         <w:tab/>
-        <w:t xml:space="preserve">   </w:t>
-      </w:r>
-      <w:r>
-        <w:rPr>
-          <w:lang w:val="es-419" w:eastAsia="es-CO"/>
-        </w:rPr>
-        <w:t xml:space="preserve"> </w:t>
-      </w:r>
-      <w:r>
-        <w:rPr>
-          <w:lang w:val="es-419" w:eastAsia="es-CO"/>
-        </w:rPr>
-        <w:t>$</w:t>
-      </w:r>
-      <w:r>
-        <w:rPr>
-          <w:lang w:val="es-419" w:eastAsia="es-CO"/>
-        </w:rPr>
-        <w:t>(</w:t>
-      </w:r>
-      <w:r>
-        <w:rPr>
-          <w:lang w:val="es-419" w:eastAsia="es-CO"/>
-        </w:rPr>
-        <w:t>15</w:t>
-      </w:r>
-      <w:r>
-        <w:rPr>
-          <w:lang w:val="es-419" w:eastAsia="es-CO"/>
-        </w:rPr>
-        <w:t>0</w:t>
-      </w:r>
-      <w:r>
-        <w:rPr>
-          <w:lang w:val="es-419" w:eastAsia="es-CO"/>
-        </w:rPr>
-        <w:t>.000.000</w:t>
-      </w:r>
-      <w:r>
-        <w:rPr>
-          <w:lang w:val="es-419" w:eastAsia="es-CO"/>
-        </w:rPr>
-        <w:t>)</w:t>
+        <w:t xml:space="preserve">    $(150.000.000)</w:t>
       </w:r>
     </w:p>
     <w:p>
@@ -12227,25 +12225,7 @@
           <w:lang w:val="es-419" w:eastAsia="es-CO"/>
         </w:rPr>
         <w:tab/>
-        <w:t xml:space="preserve">      $</w:t>
-      </w:r>
-      <w:r>
-        <w:rPr>
-          <w:lang w:val="es-419" w:eastAsia="es-CO"/>
-        </w:rPr>
-        <w:t>(4</w:t>
-      </w:r>
-      <w:r>
-        <w:rPr>
-          <w:lang w:val="es-419" w:eastAsia="es-CO"/>
-        </w:rPr>
-        <w:t>5.000.000</w:t>
-      </w:r>
-      <w:r>
-        <w:rPr>
-          <w:lang w:val="es-419" w:eastAsia="es-CO"/>
-        </w:rPr>
-        <w:t>)</w:t>
+        <w:t xml:space="preserve">      $(45.000.000)</w:t>
       </w:r>
     </w:p>
     <w:p>
@@ -12354,7 +12334,7 @@
       <w:pPr>
         <w:pStyle w:val="Ttulo2"/>
       </w:pPr>
-      <w:bookmarkStart w:id="12" w:name="_Toc197627345"/>
+      <w:bookmarkStart w:id="12" w:name="_Toc198372996"/>
       <w:r>
         <w:lastRenderedPageBreak/>
         <w:t>Ganancias acumuladas</w:t>
@@ -12391,7 +12371,7 @@
       <w:pPr>
         <w:pStyle w:val="Ttulo2"/>
       </w:pPr>
-      <w:bookmarkStart w:id="13" w:name="_Toc197627346"/>
+      <w:bookmarkStart w:id="13" w:name="_Toc198372997"/>
       <w:r>
         <w:t>Reservas</w:t>
       </w:r>
@@ -12407,7 +12387,19 @@
         <w:rPr>
           <w:lang w:val="es-419" w:eastAsia="es-CO"/>
         </w:rPr>
-        <w:t>Están contempladas en los artículos 452, 453 y 454 del Código del comercio, sección II reparto de utilidades.</w:t>
+        <w:t xml:space="preserve">Están contempladas en los artículos 452, 453 y 454 del Código del </w:t>
+      </w:r>
+      <w:r>
+        <w:rPr>
+          <w:lang w:val="es-419" w:eastAsia="es-CO"/>
+        </w:rPr>
+        <w:t>C</w:t>
+      </w:r>
+      <w:r>
+        <w:rPr>
+          <w:lang w:val="es-419" w:eastAsia="es-CO"/>
+        </w:rPr>
+        <w:t>omercio, sección II reparto de utilidades.</w:t>
       </w:r>
     </w:p>
     <w:p>
@@ -12539,12 +12531,6 @@
         </w:rPr>
         <w:t xml:space="preserve"> </w:t>
       </w:r>
-      <w:r>
-        <w:rPr>
-          <w:lang w:eastAsia="es-CO"/>
-        </w:rPr>
-        <w:t>La reserva legal es un ahorro que las empresas por mandato legal en Colombia están obligadas a utilizar con el fin de proteger el capital y preservar las empresas en el futuro evitando disolverse o liquidarse por la disminución de su patrimonio. Las sociedades limitadas, las anónimas, las en comandita por acciones y las extranjeras. Deben hacer uso de la figura reserva legal. En el primer año, no se efectúan reservas; es decir, no aplica el 10 % sobre las utilidades.</w:t>
-      </w:r>
     </w:p>
     <w:p>
       <w:pPr>
@@ -12556,7 +12542,32 @@
         <w:rPr>
           <w:lang w:eastAsia="es-CO"/>
         </w:rPr>
-        <w:t>Según el del Código del comercio, sección II reparto de utilidades artículo 456, las reservas se utilizan para:</w:t>
+        <w:t>La reserva legal es un ahorro que las empresas por mandato legal en Colombia están obligadas a utilizar con el fin de proteger el capital y preservar las empresas en el futuro evitando disolverse o liquidarse por la disminución de su patrimonio. Las sociedades limitadas, las anónimas, las en comandita por acciones y las extranjeras. Deben hacer uso de la figura reserva legal. En el primer año, no se efectúan reservas; es decir, no aplica el 10 % sobre las utilidades.</w:t>
+      </w:r>
+    </w:p>
+    <w:p>
+      <w:pPr>
+        <w:rPr>
+          <w:lang w:eastAsia="es-CO"/>
+        </w:rPr>
+      </w:pPr>
+      <w:r>
+        <w:rPr>
+          <w:lang w:eastAsia="es-CO"/>
+        </w:rPr>
+        <w:t xml:space="preserve">Según el del Código del </w:t>
+      </w:r>
+      <w:r>
+        <w:rPr>
+          <w:lang w:eastAsia="es-CO"/>
+        </w:rPr>
+        <w:t>C</w:t>
+      </w:r>
+      <w:r>
+        <w:rPr>
+          <w:lang w:eastAsia="es-CO"/>
+        </w:rPr>
+        <w:t>omercio, sección II reparto de utilidades artículo 456, las reservas se utilizan para:</w:t>
       </w:r>
     </w:p>
     <w:p>
@@ -12577,26 +12588,26 @@
         <w:rPr>
           <w:lang w:eastAsia="es-CO"/>
         </w:rPr>
-        <w:t>. Las pérdidas se enjugarán con las reservas que hayan sido destinadas especialmente para ese propósito y, en su defecto, con la reserva legal. Las reservas cuya finalidad fuere la de absorber determinadas pérdidas no se podrán emplear para cubrir otras distintas, salvo que así lo decida la asamblea. Si la reserva legal fuere insuficiente para enjugar el déficit de capital, se aplicarán a este fin los beneficios sociales de los ejercicios siguientes.</w:t>
+        <w:t xml:space="preserve">. Las pérdidas se enjugarán con las reservas que hayan sido destinadas especialmente para ese propósito y, en su defecto, con la reserva legal. Las reservas cuya finalidad fuere la de absorber determinadas pérdidas no se podrán emplear para cubrir otras distintas, salvo que así lo decida la asamblea. Si la </w:t>
       </w:r>
       <w:r>
         <w:rPr>
           <w:lang w:eastAsia="es-CO"/>
         </w:rPr>
+        <w:lastRenderedPageBreak/>
+        <w:t>reserva legal fuere insuficiente para enjugar el déficit de capital, se aplicarán a este fin los beneficios sociales de los ejercicios siguientes.</w:t>
+      </w:r>
+      <w:r>
+        <w:rPr>
+          <w:lang w:eastAsia="es-CO"/>
+        </w:rPr>
         <w:t xml:space="preserve"> </w:t>
       </w:r>
       <w:r>
         <w:rPr>
           <w:lang w:eastAsia="es-CO"/>
         </w:rPr>
-        <w:t xml:space="preserve">La reserva legal para las sociedades </w:t>
-      </w:r>
-      <w:r>
-        <w:rPr>
-          <w:lang w:eastAsia="es-CO"/>
-        </w:rPr>
-        <w:lastRenderedPageBreak/>
-        <w:t>de responsabilidad limitada aplicará el 10 % de reservas frente a sus utilidades acorde al libro segundo, responsabilidad limitada del Código del Comercio</w:t>
+        <w:t>La reserva legal para las sociedades de responsabilidad limitada aplicará el 10 % de reservas frente a sus utilidades acorde al libro segundo, responsabilidad limitada del Código del Comercio</w:t>
       </w:r>
       <w:r>
         <w:rPr>
@@ -12922,6 +12933,7 @@
         <w:rPr>
           <w:lang w:val="es-419" w:eastAsia="es-CO"/>
         </w:rPr>
+        <w:lastRenderedPageBreak/>
         <w:t>Frente a la utilidad se aplica el porcentaje vigente definido en cada reforma tributaria, del resultado obtenido, se aplica el 10 % de reserva legal y se resta a la utilidad líquida.</w:t>
       </w:r>
     </w:p>
@@ -12929,9 +12941,8 @@
       <w:pPr>
         <w:pStyle w:val="Ttulo2"/>
       </w:pPr>
-      <w:bookmarkStart w:id="14" w:name="_Toc197627347"/>
-      <w:r>
-        <w:lastRenderedPageBreak/>
+      <w:bookmarkStart w:id="14" w:name="_Toc198372998"/>
+      <w:r>
         <w:t>Otro resultado integral (ORI)</w:t>
       </w:r>
       <w:bookmarkEnd w:id="14"/>
@@ -13042,7 +13053,13 @@
         <w:pStyle w:val="Tabla"/>
       </w:pPr>
       <w:r>
-        <w:t>Ejemplo: Presentación ORI</w:t>
+        <w:t xml:space="preserve">Ejemplo: </w:t>
+      </w:r>
+      <w:r>
+        <w:t>p</w:t>
+      </w:r>
+      <w:r>
+        <w:t>resentación ORI</w:t>
       </w:r>
     </w:p>
     <w:tbl>
@@ -13181,6 +13198,7 @@
               <w:pStyle w:val="TextoTablas"/>
             </w:pPr>
             <w:r>
+              <w:lastRenderedPageBreak/>
               <w:t>Utilidad bruta</w:t>
             </w:r>
           </w:p>
@@ -13271,7 +13289,6 @@
               <w:pStyle w:val="TextoTablas"/>
             </w:pPr>
             <w:r>
-              <w:lastRenderedPageBreak/>
               <w:t>Impuesto renta</w:t>
             </w:r>
           </w:p>
@@ -13348,7 +13365,19 @@
         <w:rPr>
           <w:lang w:val="es-419" w:eastAsia="es-CO"/>
         </w:rPr>
-        <w:t>Ejemplo: Presentación ORI</w:t>
+        <w:t xml:space="preserve">Ejemplo: </w:t>
+      </w:r>
+      <w:r>
+        <w:rPr>
+          <w:lang w:val="es-419" w:eastAsia="es-CO"/>
+        </w:rPr>
+        <w:t>p</w:t>
+      </w:r>
+      <w:r>
+        <w:rPr>
+          <w:lang w:val="es-419" w:eastAsia="es-CO"/>
+        </w:rPr>
+        <w:t>resentación ORI</w:t>
       </w:r>
     </w:p>
     <w:tbl>
@@ -13745,7 +13774,14 @@
         <w:rPr>
           <w:lang w:eastAsia="es-CO"/>
         </w:rPr>
-        <w:t>Documento de orientación técnica 001 “Contabilidad bajo los nuevos marcos técnicos normativos”</w:t>
+        <w:t xml:space="preserve">Documento de orientación </w:t>
+      </w:r>
+      <w:r>
+        <w:rPr>
+          <w:lang w:eastAsia="es-CO"/>
+        </w:rPr>
+        <w:lastRenderedPageBreak/>
+        <w:t>técnica 001 “Contabilidad bajo los nuevos marcos técnicos normativos”</w:t>
       </w:r>
       <w:r>
         <w:rPr>
@@ -13795,7 +13831,7 @@
           <w:lang w:val="es-CO"/>
         </w:rPr>
       </w:pPr>
-      <w:bookmarkStart w:id="15" w:name="_Toc197627348"/>
+      <w:bookmarkStart w:id="15" w:name="_Toc198372999"/>
       <w:r>
         <w:rPr>
           <w:lang w:val="es-CO"/>
@@ -13907,7 +13943,7 @@
           <w:lang w:val="es-CO"/>
         </w:rPr>
       </w:pPr>
-      <w:bookmarkStart w:id="16" w:name="_Toc197627349"/>
+      <w:bookmarkStart w:id="16" w:name="_Toc198373000"/>
       <w:r>
         <w:rPr>
           <w:lang w:val="es-CO"/>
@@ -14372,7 +14408,7 @@
           <w:lang w:val="es-CO"/>
         </w:rPr>
       </w:pPr>
-      <w:bookmarkStart w:id="17" w:name="_Toc197627350"/>
+      <w:bookmarkStart w:id="17" w:name="_Toc198373001"/>
       <w:r>
         <w:rPr>
           <w:lang w:val="es-CO"/>
@@ -14480,7 +14516,7 @@
           <w:lang w:val="es-CO"/>
         </w:rPr>
       </w:pPr>
-      <w:bookmarkStart w:id="18" w:name="_Toc197627351"/>
+      <w:bookmarkStart w:id="18" w:name="_Toc198373002"/>
       <w:r>
         <w:rPr>
           <w:lang w:val="es-CO"/>
@@ -14604,7 +14640,7 @@
           <w:lang w:val="es-CO"/>
         </w:rPr>
       </w:pPr>
-      <w:bookmarkStart w:id="19" w:name="_Toc197627352"/>
+      <w:bookmarkStart w:id="19" w:name="_Toc198373003"/>
       <w:r>
         <w:rPr>
           <w:lang w:val="es-CO"/>
@@ -33551,6 +33587,7 @@
   <w:style w:type="character" w:default="1" w:styleId="Fuentedeprrafopredeter">
     <w:name w:val="Default Paragraph Font"/>
     <w:uiPriority w:val="1"/>
+    <w:semiHidden/>
     <w:unhideWhenUsed/>
   </w:style>
   <w:style w:type="table" w:default="1" w:styleId="Tablanormal">
@@ -34986,13 +35023,13 @@
 </file>
 
 <file path=customXml/itemProps2.xml><?xml version="1.0" encoding="utf-8"?>
-<ds:datastoreItem xmlns:ds="http://schemas.openxmlformats.org/officeDocument/2006/customXml" ds:itemID="{9BE82D56-DE9E-4B47-AD10-E9E80F851E35}"/>
+<ds:datastoreItem xmlns:ds="http://schemas.openxmlformats.org/officeDocument/2006/customXml" ds:itemID="{D1863B65-09C4-4A22-96E9-D3772BB5E610}"/>
 </file>
 
 <file path=customXml/itemProps3.xml><?xml version="1.0" encoding="utf-8"?>
-<ds:datastoreItem xmlns:ds="http://schemas.openxmlformats.org/officeDocument/2006/customXml" ds:itemID="{EB914592-BC2A-4E60-8186-3D27C5FD5B24}"/>
+<ds:datastoreItem xmlns:ds="http://schemas.openxmlformats.org/officeDocument/2006/customXml" ds:itemID="{E916C113-A550-45E1-9784-195560FDF33C}"/>
 </file>
 
 <file path=customXml/itemProps4.xml><?xml version="1.0" encoding="utf-8"?>
-<ds:datastoreItem xmlns:ds="http://schemas.openxmlformats.org/officeDocument/2006/customXml" ds:itemID="{E58EA4E1-277B-45BA-916D-3392CF31483E}"/>
+<ds:datastoreItem xmlns:ds="http://schemas.openxmlformats.org/officeDocument/2006/customXml" ds:itemID="{81F85B10-4B24-4881-BEEE-F44697AC64CC}"/>
 </file>
--- a/fuentes/123101_CF07_DU.docx
+++ b/fuentes/123101_CF07_DU.docx
@@ -3048,7 +3048,19 @@
         <w:rPr>
           <w:lang w:eastAsia="es-CO"/>
         </w:rPr>
-        <w:t>El 17/11/año 1, la sociedad Contable SAS vendió a crédito 5.000 unidades del producto ZV a $ 100,50 por unidad, se ha concedido sobre la factura un descuento de $11.400. El pago se realizará dentro de 2 años y el descuento es del 5 %.</w:t>
+        <w:t xml:space="preserve">El 17/11/año 1, la sociedad </w:t>
+      </w:r>
+      <w:r>
+        <w:rPr>
+          <w:lang w:eastAsia="es-CO"/>
+        </w:rPr>
+        <w:t>c</w:t>
+      </w:r>
+      <w:r>
+        <w:rPr>
+          <w:lang w:eastAsia="es-CO"/>
+        </w:rPr>
+        <w:t>ontable SAS vendió a crédito 5.000 unidades del producto ZV a $ 100,50 por unidad, se ha concedido sobre la factura un descuento de $11.400. El pago se realizará dentro de 2 años y el descuento es del 5 %.</w:t>
       </w:r>
     </w:p>
     <w:p>
@@ -5749,7 +5761,31 @@
         <w:rPr>
           <w:lang w:eastAsia="es-CO"/>
         </w:rPr>
-        <w:t>La sociedad Contable SAS realiza el 1/1/AÑO 1 una suscripción de bonos no cotizados cuyas condiciones son las siguientes:</w:t>
+        <w:t xml:space="preserve">La sociedad </w:t>
+      </w:r>
+      <w:r>
+        <w:rPr>
+          <w:lang w:eastAsia="es-CO"/>
+        </w:rPr>
+        <w:t>c</w:t>
+      </w:r>
+      <w:r>
+        <w:rPr>
+          <w:lang w:eastAsia="es-CO"/>
+        </w:rPr>
+        <w:t>ontable SAS realiza el 1/1/</w:t>
+      </w:r>
+      <w:r>
+        <w:rPr>
+          <w:lang w:eastAsia="es-CO"/>
+        </w:rPr>
+        <w:t>año</w:t>
+      </w:r>
+      <w:r>
+        <w:rPr>
+          <w:lang w:eastAsia="es-CO"/>
+        </w:rPr>
+        <w:t xml:space="preserve"> 1 una suscripción de bonos no cotizados cuyas condiciones son las siguientes:</w:t>
       </w:r>
     </w:p>
     <w:p>
@@ -8557,7 +8593,19 @@
         <w:rPr>
           <w:lang w:val="es-419" w:eastAsia="es-CO"/>
         </w:rPr>
-        <w:t>La sociedad Contable SAS Consultores adquiere un préstamo para compra de una propiedad inmobiliaria, por un valor de $128.000.000, le descuentan $400.000 para gastos de estudio del crédito. La tasa pactada es del 18 % EA, con pago a 5 cuotas anuales iguales.</w:t>
+        <w:t xml:space="preserve">La sociedad </w:t>
+      </w:r>
+      <w:r>
+        <w:rPr>
+          <w:lang w:val="es-419" w:eastAsia="es-CO"/>
+        </w:rPr>
+        <w:t>c</w:t>
+      </w:r>
+      <w:r>
+        <w:rPr>
+          <w:lang w:val="es-419" w:eastAsia="es-CO"/>
+        </w:rPr>
+        <w:t>ontable SAS Consultores adquiere un préstamo para compra de una propiedad inmobiliaria, por un valor de $128.000.000, le descuentan $400.000 para gastos de estudio del crédito. La tasa pactada es del 18 % EA, con pago a 5 cuotas anuales iguales.</w:t>
       </w:r>
     </w:p>
     <w:p>
@@ -9769,7 +9817,19 @@
         <w:rPr>
           <w:lang w:val="es-419" w:eastAsia="es-CO"/>
         </w:rPr>
-        <w:t>La sociedad Contable SAS, compra el primero de julio del año 0 un paquete de acciones del Banco de Bogotá, por valor de $130.000.000 y las clasifica como activos disponibles para la venta.</w:t>
+        <w:t xml:space="preserve">La sociedad </w:t>
+      </w:r>
+      <w:r>
+        <w:rPr>
+          <w:lang w:val="es-419" w:eastAsia="es-CO"/>
+        </w:rPr>
+        <w:t>c</w:t>
+      </w:r>
+      <w:r>
+        <w:rPr>
+          <w:lang w:val="es-419" w:eastAsia="es-CO"/>
+        </w:rPr>
+        <w:t>ontable SAS, compra el primero de julio del año 0 un paquete de acciones del Banco de Bogotá, por valor de $130.000.000 y las clasifica como activos disponibles para la venta.</w:t>
       </w:r>
     </w:p>
     <w:p>
@@ -19426,10 +19486,6 @@
 </file>
 
 <file path=customXml/item1.xml><?xml version="1.0" encoding="utf-8"?>
-<b:Sources xmlns:b="http://schemas.openxmlformats.org/officeDocument/2006/bibliography" xmlns="http://schemas.openxmlformats.org/officeDocument/2006/bibliography" SelectedStyle="\APASixthEditionOfficeOnline.xsl" StyleName="APA" Version="6"/>
-</file>
-
-<file path=customXml/item2.xml><?xml version="1.0" encoding="utf-8"?>
 <p:properties xmlns:p="http://schemas.microsoft.com/office/2006/metadata/properties" xmlns:xsi="http://www.w3.org/2001/XMLSchema-instance" xmlns:pc="http://schemas.microsoft.com/office/infopath/2007/PartnerControls">
   <documentManagement>
     <TaxCatchAll xmlns="cb45339b-ced9-4d0d-8f64-77573914d53b" xsi:nil="true"/>
@@ -19440,16 +19496,11 @@
 </p:properties>
 </file>
 
-<file path=customXml/item3.xml><?xml version="1.0" encoding="utf-8"?>
-<?mso-contentType ?>
-<FormTemplates xmlns="http://schemas.microsoft.com/sharepoint/v3/contenttype/forms">
-  <Display>DocumentLibraryForm</Display>
-  <Edit>DocumentLibraryForm</Edit>
-  <New>DocumentLibraryForm</New>
-</FormTemplates>
+<file path=customXml/item2.xml><?xml version="1.0" encoding="utf-8"?>
+<b:Sources xmlns:b="http://schemas.openxmlformats.org/officeDocument/2006/bibliography" xmlns="http://schemas.openxmlformats.org/officeDocument/2006/bibliography" SelectedStyle="\APASixthEditionOfficeOnline.xsl" StyleName="APA" Version="6"/>
 </file>
 
-<file path=customXml/item4.xml><?xml version="1.0" encoding="utf-8"?>
+<file path=customXml/item3.xml><?xml version="1.0" encoding="utf-8"?>
 <ct:contentTypeSchema xmlns:ct="http://schemas.microsoft.com/office/2006/metadata/contentType" xmlns:ma="http://schemas.microsoft.com/office/2006/metadata/properties/metaAttributes" ct:_="" ma:_="" ma:contentTypeName="Documento" ma:contentTypeID="0x01010049282E1EDBE9234EA9E6D38F720E265F" ma:contentTypeVersion="15" ma:contentTypeDescription="Crear nuevo documento." ma:contentTypeScope="" ma:versionID="b31c7aa9eaf043a08b87120b3c4916e3">
   <xsd:schema xmlns:xsd="http://www.w3.org/2001/XMLSchema" xmlns:xs="http://www.w3.org/2001/XMLSchema" xmlns:p="http://schemas.microsoft.com/office/2006/metadata/properties" xmlns:ns2="cb45339b-ced9-4d0d-8f64-77573914d53b" xmlns:ns3="43a3ca16-9c26-4813-b83f-4aec9927b43f" targetNamespace="http://schemas.microsoft.com/office/2006/metadata/properties" ma:root="true" ma:fieldsID="3533d065b04d75c457075bc55f1f5315" ns2:_="" ns3:_="">
     <xsd:import namespace="cb45339b-ced9-4d0d-8f64-77573914d53b"/>
@@ -19684,15 +19735,16 @@
 </ct:contentTypeSchema>
 </file>
 
-<file path=customXml/itemProps1.xml><?xml version="1.0" encoding="utf-8"?>
-<ds:datastoreItem xmlns:ds="http://schemas.openxmlformats.org/officeDocument/2006/customXml" ds:itemID="{EAE431FD-7059-4C09-804B-C9D69EB7B213}">
-  <ds:schemaRefs>
-    <ds:schemaRef ds:uri="http://schemas.openxmlformats.org/officeDocument/2006/bibliography"/>
-  </ds:schemaRefs>
-</ds:datastoreItem>
+<file path=customXml/item4.xml><?xml version="1.0" encoding="utf-8"?>
+<?mso-contentType ?>
+<FormTemplates xmlns="http://schemas.microsoft.com/sharepoint/v3/contenttype/forms">
+  <Display>DocumentLibraryForm</Display>
+  <Edit>DocumentLibraryForm</Edit>
+  <New>DocumentLibraryForm</New>
+</FormTemplates>
 </file>
 
-<file path=customXml/itemProps2.xml><?xml version="1.0" encoding="utf-8"?>
+<file path=customXml/itemProps1.xml><?xml version="1.0" encoding="utf-8"?>
 <ds:datastoreItem xmlns:ds="http://schemas.openxmlformats.org/officeDocument/2006/customXml" ds:itemID="{81F85B10-4B24-4881-BEEE-F44697AC64CC}">
   <ds:schemaRefs>
     <ds:schemaRef ds:uri="http://schemas.microsoft.com/office/2006/metadata/properties"/>
@@ -19703,15 +19755,15 @@
 </ds:datastoreItem>
 </file>
 
-<file path=customXml/itemProps3.xml><?xml version="1.0" encoding="utf-8"?>
-<ds:datastoreItem xmlns:ds="http://schemas.openxmlformats.org/officeDocument/2006/customXml" ds:itemID="{E916C113-A550-45E1-9784-195560FDF33C}">
+<file path=customXml/itemProps2.xml><?xml version="1.0" encoding="utf-8"?>
+<ds:datastoreItem xmlns:ds="http://schemas.openxmlformats.org/officeDocument/2006/customXml" ds:itemID="{EAE431FD-7059-4C09-804B-C9D69EB7B213}">
   <ds:schemaRefs>
-    <ds:schemaRef ds:uri="http://schemas.microsoft.com/sharepoint/v3/contenttype/forms"/>
+    <ds:schemaRef ds:uri="http://schemas.openxmlformats.org/officeDocument/2006/bibliography"/>
   </ds:schemaRefs>
 </ds:datastoreItem>
 </file>
 
-<file path=customXml/itemProps4.xml><?xml version="1.0" encoding="utf-8"?>
+<file path=customXml/itemProps3.xml><?xml version="1.0" encoding="utf-8"?>
 <ds:datastoreItem xmlns:ds="http://schemas.openxmlformats.org/officeDocument/2006/customXml" ds:itemID="{D1863B65-09C4-4A22-96E9-D3772BB5E610}">
   <ds:schemaRefs>
     <ds:schemaRef ds:uri="http://schemas.microsoft.com/office/2006/metadata/contentType"/>
@@ -19728,4 +19780,12 @@
     <ds:schemaRef ds:uri="http://schemas.microsoft.com/internal/obd"/>
   </ds:schemaRefs>
 </ds:datastoreItem>
+</file>
+
+<file path=customXml/itemProps4.xml><?xml version="1.0" encoding="utf-8"?>
+<ds:datastoreItem xmlns:ds="http://schemas.openxmlformats.org/officeDocument/2006/customXml" ds:itemID="{E916C113-A550-45E1-9784-195560FDF33C}">
+  <ds:schemaRefs>
+    <ds:schemaRef ds:uri="http://schemas.microsoft.com/sharepoint/v3/contenttype/forms"/>
+  </ds:schemaRefs>
+</ds:datastoreItem>
 </file>
--- a/fuentes/123101_CF07_DU.docx
+++ b/fuentes/123101_CF07_DU.docx
@@ -19486,6 +19486,10 @@
 </file>
 
 <file path=customXml/item1.xml><?xml version="1.0" encoding="utf-8"?>
+<b:Sources xmlns:b="http://schemas.openxmlformats.org/officeDocument/2006/bibliography" xmlns="http://schemas.openxmlformats.org/officeDocument/2006/bibliography" SelectedStyle="\APASixthEditionOfficeOnline.xsl" StyleName="APA" Version="6"/>
+</file>
+
+<file path=customXml/item2.xml><?xml version="1.0" encoding="utf-8"?>
 <p:properties xmlns:p="http://schemas.microsoft.com/office/2006/metadata/properties" xmlns:xsi="http://www.w3.org/2001/XMLSchema-instance" xmlns:pc="http://schemas.microsoft.com/office/infopath/2007/PartnerControls">
   <documentManagement>
     <TaxCatchAll xmlns="cb45339b-ced9-4d0d-8f64-77573914d53b" xsi:nil="true"/>
@@ -19496,11 +19500,16 @@
 </p:properties>
 </file>
 
-<file path=customXml/item2.xml><?xml version="1.0" encoding="utf-8"?>
-<b:Sources xmlns:b="http://schemas.openxmlformats.org/officeDocument/2006/bibliography" xmlns="http://schemas.openxmlformats.org/officeDocument/2006/bibliography" SelectedStyle="\APASixthEditionOfficeOnline.xsl" StyleName="APA" Version="6"/>
+<file path=customXml/item3.xml><?xml version="1.0" encoding="utf-8"?>
+<?mso-contentType ?>
+<FormTemplates xmlns="http://schemas.microsoft.com/sharepoint/v3/contenttype/forms">
+  <Display>DocumentLibraryForm</Display>
+  <Edit>DocumentLibraryForm</Edit>
+  <New>DocumentLibraryForm</New>
+</FormTemplates>
 </file>
 
-<file path=customXml/item3.xml><?xml version="1.0" encoding="utf-8"?>
+<file path=customXml/item4.xml><?xml version="1.0" encoding="utf-8"?>
 <ct:contentTypeSchema xmlns:ct="http://schemas.microsoft.com/office/2006/metadata/contentType" xmlns:ma="http://schemas.microsoft.com/office/2006/metadata/properties/metaAttributes" ct:_="" ma:_="" ma:contentTypeName="Documento" ma:contentTypeID="0x01010049282E1EDBE9234EA9E6D38F720E265F" ma:contentTypeVersion="15" ma:contentTypeDescription="Crear nuevo documento." ma:contentTypeScope="" ma:versionID="b31c7aa9eaf043a08b87120b3c4916e3">
   <xsd:schema xmlns:xsd="http://www.w3.org/2001/XMLSchema" xmlns:xs="http://www.w3.org/2001/XMLSchema" xmlns:p="http://schemas.microsoft.com/office/2006/metadata/properties" xmlns:ns2="cb45339b-ced9-4d0d-8f64-77573914d53b" xmlns:ns3="43a3ca16-9c26-4813-b83f-4aec9927b43f" targetNamespace="http://schemas.microsoft.com/office/2006/metadata/properties" ma:root="true" ma:fieldsID="3533d065b04d75c457075bc55f1f5315" ns2:_="" ns3:_="">
     <xsd:import namespace="cb45339b-ced9-4d0d-8f64-77573914d53b"/>
@@ -19735,16 +19744,15 @@
 </ct:contentTypeSchema>
 </file>
 
-<file path=customXml/item4.xml><?xml version="1.0" encoding="utf-8"?>
-<?mso-contentType ?>
-<FormTemplates xmlns="http://schemas.microsoft.com/sharepoint/v3/contenttype/forms">
-  <Display>DocumentLibraryForm</Display>
-  <Edit>DocumentLibraryForm</Edit>
-  <New>DocumentLibraryForm</New>
-</FormTemplates>
+<file path=customXml/itemProps1.xml><?xml version="1.0" encoding="utf-8"?>
+<ds:datastoreItem xmlns:ds="http://schemas.openxmlformats.org/officeDocument/2006/customXml" ds:itemID="{EAE431FD-7059-4C09-804B-C9D69EB7B213}">
+  <ds:schemaRefs>
+    <ds:schemaRef ds:uri="http://schemas.openxmlformats.org/officeDocument/2006/bibliography"/>
+  </ds:schemaRefs>
+</ds:datastoreItem>
 </file>
 
-<file path=customXml/itemProps1.xml><?xml version="1.0" encoding="utf-8"?>
+<file path=customXml/itemProps2.xml><?xml version="1.0" encoding="utf-8"?>
 <ds:datastoreItem xmlns:ds="http://schemas.openxmlformats.org/officeDocument/2006/customXml" ds:itemID="{81F85B10-4B24-4881-BEEE-F44697AC64CC}">
   <ds:schemaRefs>
     <ds:schemaRef ds:uri="http://schemas.microsoft.com/office/2006/metadata/properties"/>
@@ -19755,15 +19763,15 @@
 </ds:datastoreItem>
 </file>
 
-<file path=customXml/itemProps2.xml><?xml version="1.0" encoding="utf-8"?>
-<ds:datastoreItem xmlns:ds="http://schemas.openxmlformats.org/officeDocument/2006/customXml" ds:itemID="{EAE431FD-7059-4C09-804B-C9D69EB7B213}">
+<file path=customXml/itemProps3.xml><?xml version="1.0" encoding="utf-8"?>
+<ds:datastoreItem xmlns:ds="http://schemas.openxmlformats.org/officeDocument/2006/customXml" ds:itemID="{E916C113-A550-45E1-9784-195560FDF33C}">
   <ds:schemaRefs>
-    <ds:schemaRef ds:uri="http://schemas.openxmlformats.org/officeDocument/2006/bibliography"/>
+    <ds:schemaRef ds:uri="http://schemas.microsoft.com/sharepoint/v3/contenttype/forms"/>
   </ds:schemaRefs>
 </ds:datastoreItem>
 </file>
 
-<file path=customXml/itemProps3.xml><?xml version="1.0" encoding="utf-8"?>
+<file path=customXml/itemProps4.xml><?xml version="1.0" encoding="utf-8"?>
 <ds:datastoreItem xmlns:ds="http://schemas.openxmlformats.org/officeDocument/2006/customXml" ds:itemID="{D1863B65-09C4-4A22-96E9-D3772BB5E610}">
   <ds:schemaRefs>
     <ds:schemaRef ds:uri="http://schemas.microsoft.com/office/2006/metadata/contentType"/>
@@ -19780,12 +19788,4 @@
     <ds:schemaRef ds:uri="http://schemas.microsoft.com/internal/obd"/>
   </ds:schemaRefs>
 </ds:datastoreItem>
-</file>
-
-<file path=customXml/itemProps4.xml><?xml version="1.0" encoding="utf-8"?>
-<ds:datastoreItem xmlns:ds="http://schemas.openxmlformats.org/officeDocument/2006/customXml" ds:itemID="{E916C113-A550-45E1-9784-195560FDF33C}">
-  <ds:schemaRefs>
-    <ds:schemaRef ds:uri="http://schemas.microsoft.com/sharepoint/v3/contenttype/forms"/>
-  </ds:schemaRefs>
-</ds:datastoreItem>
 </file>